--- a/flow/20230914_vu_template/drafts/2024-10-g/23-СР-ап.Якова.docx
+++ b/flow/20230914_vu_template/drafts/2024-10-g/23-СР-ап.Якова.docx
@@ -377,74 +377,68 @@
     </w:p>
     <w:p>
       <w:pPr>
-        <w:spacing w:after="120" w:lineRule="auto"/>
-        <w:rPr/>
-      </w:pPr>
-      <w:r>
-        <w:rPr>
-          <w:rFonts w:ascii="Times New Roman" w:cs="Times New Roman" w:eastAsia="Times New Roman" w:hAnsi="Times New Roman"/>
-          <w:i w:val="1"/>
-          <w:color w:val="ff0000"/>
-          <w:sz w:val="24"/>
-          <w:szCs w:val="24"/>
-          <w:rtl w:val="0"/>
-        </w:rPr>
-        <w:t xml:space="preserve">Вірні:</w:t>
-      </w:r>
-      <w:r>
-        <w:rPr>
-          <w:rFonts w:ascii="Times New Roman" w:cs="Times New Roman" w:eastAsia="Times New Roman" w:hAnsi="Times New Roman"/>
-          <w:color w:val="ff0000"/>
-          <w:sz w:val="24"/>
-          <w:szCs w:val="24"/>
-          <w:rtl w:val="0"/>
+        <w:pStyle w:val="Normal"/>
+        <w:spacing w:after="120"/>
+      </w:pPr>
+      <w:r>
+        <w:rPr>
+          <w:rFonts w:ascii="Times New Roman" w:hAnsi="Times New Roman"/>
+          <w:i/>
+          <w:color w:val="FF0000"/>
+          <w:sz w:val="24"/>
+        </w:rPr>
+        <w:t>Вірні:</w:t>
+      </w:r>
+      <w:r>
+        <w:rPr>
+          <w:rFonts w:ascii="Times New Roman" w:hAnsi="Times New Roman"/>
+          <w:color w:val="FF0000"/>
+          <w:sz w:val="24"/>
         </w:rPr>
         <w:t xml:space="preserve"> </w:t>
       </w:r>
       <w:r>
         <w:rPr>
-          <w:rFonts w:ascii="Times New Roman" w:cs="Times New Roman" w:eastAsia="Times New Roman" w:hAnsi="Times New Roman"/>
-          <w:sz w:val="24"/>
-          <w:szCs w:val="24"/>
-          <w:rtl w:val="0"/>
-        </w:rPr>
-        <w:t xml:space="preserve">Амінь. Господи, помилуй. </w:t>
-      </w:r>
-      <w:r>
-        <w:rPr>
-          <w:rFonts w:ascii="Times New Roman" w:cs="Times New Roman" w:eastAsia="Times New Roman" w:hAnsi="Times New Roman"/>
-          <w:i w:val="1"/>
-          <w:color w:val="ff0000"/>
-          <w:sz w:val="24"/>
-          <w:szCs w:val="24"/>
-          <w:rtl w:val="0"/>
-        </w:rPr>
-        <w:t xml:space="preserve">(12 р.)</w:t>
-      </w:r>
-      <w:r>
-        <w:rPr>
-          <w:rtl w:val="0"/>
-        </w:rPr>
-      </w:r>
-    </w:p>
-    <w:p>
-      <w:pPr>
-        <w:spacing w:after="120" w:lineRule="auto"/>
-        <w:jc w:val="both"/>
-        <w:rPr>
-          <w:rFonts w:ascii="Times New Roman" w:cs="Times New Roman" w:eastAsia="Times New Roman" w:hAnsi="Times New Roman"/>
-          <w:sz w:val="24"/>
-          <w:szCs w:val="24"/>
-        </w:rPr>
-      </w:pPr>
-      <w:r>
-        <w:rPr>
-          <w:rFonts w:ascii="Times New Roman" w:cs="Times New Roman" w:eastAsia="Times New Roman" w:hAnsi="Times New Roman"/>
-          <w:sz w:val="24"/>
-          <w:szCs w:val="24"/>
-          <w:rtl w:val="0"/>
-        </w:rPr>
-        <w:t xml:space="preserve">Слава Отцю, і Сину, і Святому Духові:* І нині і повсякчас, і на віки віків. Амінь.</w:t>
+          <w:rFonts w:ascii="Times New Roman" w:hAnsi="Times New Roman"/>
+          <w:sz w:val="24"/>
+        </w:rPr>
+        <w:t xml:space="preserve">Амі́нь. Го́споди, поми́луй. </w:t>
+      </w:r>
+      <w:r>
+        <w:rPr>
+          <w:rFonts w:ascii="Times New Roman" w:hAnsi="Times New Roman"/>
+          <w:i/>
+          <w:color w:val="FF0000"/>
+          <w:sz w:val="24"/>
+        </w:rPr>
+        <w:t>(12 р.)</w:t>
+      </w:r>
+    </w:p>
+    <w:p>
+      <w:pPr>
+        <w:pStyle w:val="Normal"/>
+        <w:spacing w:after="120"/>
+      </w:pPr>
+      <w:r>
+        <w:rPr>
+          <w:rFonts w:ascii="Times New Roman" w:hAnsi="Times New Roman"/>
+          <w:sz w:val="24"/>
+        </w:rPr>
+        <w:t>Сла́ва Отцю́, і Си́ну, і Свято́му Ду́хові,</w:t>
+      </w:r>
+      <w:r>
+        <w:rPr>
+          <w:rFonts w:ascii="Times New Roman" w:hAnsi="Times New Roman"/>
+          <w:sz w:val="24"/>
+        </w:rPr>
+        <w:t>*</w:t>
+      </w:r>
+      <w:r>
+        <w:rPr>
+          <w:rFonts w:ascii="Times New Roman" w:hAnsi="Times New Roman"/>
+          <w:sz w:val="24"/>
+        </w:rPr>
+        <w:t xml:space="preserve"> і ни́ні, і повсякча́с, і на ві́ки вікі́в. Амі́нь.</w:t>
       </w:r>
     </w:p>
     <w:p>
@@ -1536,7 +1530,7 @@
           <w:szCs w:val="24"/>
           <w:rtl w:val="0"/>
         </w:rPr>
-        <w:t xml:space="preserve"> Господи, Боже наш! Згадай нас грішних і недостойних слуг твоїх, коли призиваємо святе ім'я твоє, і не осороми нас, коли очікуємо милости твоєї, але вислухай, Господи, усі наші спасенні прохання, і вчини нас достойними любити і боятися тебе від усього серця нашого і творити в усьому волю твою. Бо ти є добрий і чоловіколюбний Бог, і тобі славу віддаємо: Отцю, і Сину, і Святому Духові, нині і повсякчас, і на віки віків. Амінь.</w:t>
+        <w:t xml:space="preserve"> Господи, Боже наш! Згадай нас грішних і недостойних слуг твоїх, коли призиваємо святе ім'я твоє, і не осороми нас, коли очікуємо милости твоєї, але вислухай, Господи, усі наші спасенні прохання, і вчини нас достойними любити і боятися тебе від усього серця нашого і творити в усьому волю твою. Бо ти є добрий і людинолюбний Бог, і тобі славу віддаємо: Отцю, і Сину, і Святому Духові, нині і повсякчас, і на віки віків. Амінь.</w:t>
       </w:r>
     </w:p>
     <w:p>
@@ -1596,7 +1590,7 @@
           <w:szCs w:val="24"/>
           <w:rtl w:val="0"/>
         </w:rPr>
-        <w:t xml:space="preserve"> Благословенний ти, Господи Боже, Вседержителю, що знаєш думки людські, що відаєш те, чого ми потребуємо, і багато більше, ніж ми просимо, або розуміємо. Самий ти, чоловіколюбний Царю, у всьому добрий, задовольни нас багатством твоїх ласк, щоб ми непостидною совістю призивали святе ім'я твоє; і не введи нас у спокусу, але визволь нас від злого, і провидінням твоїм дай нам усе корисне. Бо тобі належить усяка слава, честь і поклоніння: Отцю, і Сину, і Святому Духові, нині і повсякчас, і на віки віків. Амінь.</w:t>
+        <w:t xml:space="preserve"> Благословенний ти, Господи Боже, Вседержителю, що знаєш думки людські, що відаєш те, чого ми потребуємо, і багато більше, ніж ми просимо, або розуміємо. Самий ти, людинолюбний Царю, у всьому добрий, задовольни нас багатством твоїх ласк, щоб ми непостидною совістю призивали святе ім'я твоє; і не введи нас у спокусу, але визволь нас від злого, і провидінням твоїм дай нам усе корисне. Бо тобі належить усяка слава, честь і поклоніння: Отцю, і Сину, і Святому Духові, нині і повсякчас, і на віки віків. Амінь.</w:t>
       </w:r>
     </w:p>
     <w:p>
@@ -1663,7 +1657,7 @@
           <w:szCs w:val="24"/>
           <w:rtl w:val="0"/>
         </w:rPr>
-        <w:t xml:space="preserve"> Боже великий і дивний, що несказанною добрістю і багатим промислом усім управляєш, і дав нам земні добра й запевнив нам обіцяне царство уділеними ласками впродовж цього дня, остерігши нас від усякого лиха! Дай нам і решту непорочно докінчити перед святою твоєю славою і величати тебе одного і доброго, і чоловіколюбного Бога нашого. Бо ти Бог наш і тобі славу віддаємо: Отцю, і Сину, і Святому Духові, нині і повсякчас, і на віки віків. Амінь.</w:t>
+        <w:t xml:space="preserve"> Боже великий і дивний, що несказанною добрістю і багатим промислом усім управляєш, і дав нам земні добра й запевнив нам обіцяне царство уділеними ласками впродовж цього дня, остерігши нас від усякого лиха! Дай нам і решту непорочно докінчити перед святою твоєю славою і величати тебе одного і доброго, і людинолюбного Бога нашого. Бо ти Бог наш і тобі славу віддаємо: Отцю, і Сину, і Святому Духові, нині і повсякчас, і на віки віків. Амінь.</w:t>
       </w:r>
     </w:p>
     <w:p>
@@ -1693,7 +1687,7 @@
           <w:szCs w:val="24"/>
           <w:rtl w:val="0"/>
         </w:rPr>
-        <w:t xml:space="preserve"> Боже великий і вишній, в тебе одного є безсмертність і в світлі живеш недоступнім. Ти все створіння мудро створив, відокремив світло від темряви і сонце поклав, щоб правити днем, а місяць і зорі, щоб володіли ніччю, нас же грішних вчинив достойними і в теперішню годину стати перед твоїм обличчям, щоб тебе визнавати і принести тобі вечірнє славослов'я. Направ, Чоловіколюбче, молитву нашу, немов кадило, перед тобою і прийми її, як благовонний запах. Дай нам мирний цей вечір і близьку вже ніч; зодягни нас у броню світла; визволь нас від нічного страху і всякої речі, що в темряві з'являється, і дай сон, що його ти дарував на відпочинок нашій немічності, вільний від усякого маріння диявольського. Владико, давче добра, хай і на нашій постелі, бувши тобі милими, згадуємо вночі твоє ім'я і, просвічувані навчанням твоїх заповідей, встанемо в душевній радості до звеличування твоєї доброти, приносячи твоєму милосердю молитви і моління, за наші і всіх твоїх людей провини. Відвідай їх задля молитов святої Богородиці. Бо ти є добрий і чоловіколюбний Бог, і тобі віддаємо славу: Отцю, і Сину, і Святому Духові, нині і повсякчас, і на віки віків. Амінь.</w:t>
+        <w:t xml:space="preserve"> Боже великий і вишній, в тебе одного є безсмертність і в світлі живеш недоступнім. Ти все створіння мудро створив, відокремив світло від темряви і сонце поклав, щоб правити днем, а місяць і зорі, щоб володіли ніччю, нас же грішних вчинив достойними і в теперішню годину стати перед твоїм обличчям, щоб тебе визнавати і принести тобі вечірнє славослов'я. Направ, Людинолюбче, молитву нашу, немов кадило, перед тобою і прийми її, як благовонний запах. Дай нам мирний цей вечір і близьку вже ніч; зодягни нас у броню світла; визволь нас від нічного страху і всякої речі, що в темряві з'являється, і дай сон, що його ти дарував на відпочинок нашій немічності, вільний від усякого маріння диявольського. Владико, давче добра, хай і на нашій постелі, бувши тобі милими, згадуємо вночі твоє ім'я і, просвічувані навчанням твоїх заповідей, встанемо в душевній радості до звеличування твоєї доброти, приносячи твоєму милосердю молитви і моління, за наші і всіх твоїх людей провини. Відвідай їх задля молитов святої Богородиці. Бо ти є добрий і людинолюбний Бог, і тобі віддаємо славу: Отцю, і Сину, і Святому Духові, нині і повсякчас, і на віки віків. Амінь.</w:t>
       </w:r>
     </w:p>
     <w:p>
@@ -5677,7 +5671,7 @@
           <w:u w:val="single"/>
           <w:rtl w:val="0"/>
         </w:rPr>
-        <w:t xml:space="preserve">[Боже великий і вишній, в тебе одного є безсмертність і в світлі живеш недоступнім. Ти все створіння мудро створив, відокремив світло від темряви і сонце поклав, щоб правити днем, а місяць і зорі, щоб володіли ніччю, нас же грішних вчинив достойними і в теперішню годину стати перед твоїм обличчям, щоб тебе визнавати і принести тобі вечірнє славослов'я. Направ, Чоловіколюбче, молитву нашу, немов кадило, перед тобою і прийми її, як благовонний запах. Дай нам мирний цей вечір і близьку вже ніч; зодягни нас у броню світла; визволь нас від нічного страху і всякої речі, що в темряві з'являється, і дай сон, що його ти дарував на відпочинок нашій немічності, вільний від усякого маріння диявольського. Владико, давче добра, хай і на нашій постелі, бувши тобі милими, згадуємо вночі твоє ім'я і, просвічувані навчанням твоїх заповідей, встанемо в душевній радості до звеличування твоєї доброти, приносячи твоєму милосердю молитви і моління, за наші і всіх твоїх людей провини. Відвідай їх задля молитов святої Богородиці.]</w:t>
+        <w:t>[Боже великий і вишній, в тебе одного є безсмертність і в світлі живеш недоступнім. Ти все створіння мудро створив, відокремив світло від темряви і сонце поклав, щоб правити днем, а місяць і зорі, щоб володіли ніччю, нас же грішних вчинив достойними і в теперішню годину стати перед твоїм обличчям, щоб тебе визнавати і принести тобі вечірнє славослов'я. Направ, Людинолюбче, молитву нашу, немов кадило, перед тобою і прийми її, як благовонний запах. Дай нам мирний цей вечір і близьку вже ніч; зодягни нас у броню світла; визволь нас від нічного страху і всякої речі, що в темряві з'являється, і дай сон, що його ти дарував на відпочинок нашій немічності, вільний від усякого маріння диявольського. Владико, давче добра, хай і на нашій постелі, бувши тобі милими, згадуємо вночі твоє ім'я і, просвічувані навчанням твоїх заповідей, встанемо в душевній радості до звеличування твоєї доброти, приносячи твоєму милосердю молитви і моління, за наші і всіх твоїх людей провини. Відвідай їх задля молитов святої Богородиці.]</w:t>
       </w:r>
     </w:p>
     <w:p>
@@ -5936,49 +5930,374 @@
           <w:szCs w:val="24"/>
           <w:rtl w:val="0"/>
         </w:rPr>
-        <w:t xml:space="preserve"> Господи, Боже наш, що прихилив небо і зійшов на спасіння людського роду! Зглянься на слуг твоїх і на спадкоємство твоє, бо перед тобою, страшним і чоловіколюбним Суддею, слуги твої схилили свої голови і зігнули свої шиї, не від людей очікуючи допомоги, але на твою надіючись милість і твого очікуючи спасіння; тож оберігай їх повсякчасно, і в цей вечір, і в прийдешню ніч збережи від усякого ворога, і від будь-якого зазіхання диявольського, і від думок марних, і спогадів лукавих.</w:t>
-      </w:r>
-    </w:p>
-    <w:p>
-      <w:pPr>
-        <w:spacing w:after="120" w:lineRule="auto"/>
-        <w:rPr/>
-      </w:pPr>
-      <w:r>
-        <w:rPr>
-          <w:rFonts w:ascii="Times New Roman" w:cs="Times New Roman" w:eastAsia="Times New Roman" w:hAnsi="Times New Roman"/>
-          <w:i w:val="1"/>
-          <w:color w:val="ff0000"/>
-          <w:sz w:val="24"/>
-          <w:szCs w:val="24"/>
-          <w:rtl w:val="0"/>
-        </w:rPr>
-        <w:t xml:space="preserve">Священик:</w:t>
-      </w:r>
-      <w:r>
-        <w:rPr>
-          <w:rFonts w:ascii="Times New Roman" w:cs="Times New Roman" w:eastAsia="Times New Roman" w:hAnsi="Times New Roman"/>
-          <w:color w:val="ff0000"/>
-          <w:sz w:val="24"/>
-          <w:szCs w:val="24"/>
-          <w:rtl w:val="0"/>
+        <w:t xml:space="preserve"> Господи, Боже наш, що прихилив небо і зійшов на спасіння людського роду! Зглянься на слуг твоїх і на спадкоємство твоє, бо перед тобою, страшним і людинолюбним Суддею, слуги твої схилили свої голови і зігнули свої шиї, не від людей очікуючи допомоги, але на твою надіючись милість і твого очікуючи спасіння; тож оберігай їх повсякчасно, і в цей вечір, і в прийдешню ніч збережи від усякого ворога, і від будь-якого зазіхання диявольського, і від думок марних, і спогадів лукавих.</w:t>
+      </w:r>
+    </w:p>
+    <w:p>
+      <w:pPr>
+        <w:pStyle w:val="Normal"/>
+        <w:spacing w:after="120"/>
+      </w:pPr>
+      <w:r>
+        <w:rPr>
+          <w:rFonts w:ascii="Times New Roman" w:hAnsi="Times New Roman"/>
+          <w:i/>
+          <w:color w:val="FF0000"/>
+          <w:sz w:val="24"/>
+        </w:rPr>
+        <w:t>Священик:</w:t>
+      </w:r>
+      <w:r>
+        <w:rPr>
+          <w:rFonts w:ascii="Times New Roman" w:hAnsi="Times New Roman"/>
+          <w:color w:val="FF0000"/>
+          <w:sz w:val="24"/>
         </w:rPr>
         <w:t xml:space="preserve"> </w:t>
       </w:r>
       <w:r>
         <w:rPr>
-          <w:rFonts w:ascii="Times New Roman" w:cs="Times New Roman" w:eastAsia="Times New Roman" w:hAnsi="Times New Roman"/>
-          <w:color w:val="000000"/>
-          <w:sz w:val="24"/>
-          <w:szCs w:val="24"/>
-          <w:rtl w:val="0"/>
-        </w:rPr>
-        <w:t xml:space="preserve">Нехай буде влада царства Твого благословенна і дуже прославлена: Отця, і Сина, і Святого Духа, нині і повсякчас, і на віки віків.</w:t>
-      </w:r>
-      <w:r>
-        <w:rPr>
-          <w:rtl w:val="0"/>
-        </w:rPr>
+          <w:rFonts w:ascii="Times New Roman" w:hAnsi="Times New Roman"/>
+          <w:color w:val="000000"/>
+          <w:sz w:val="24"/>
+        </w:rPr>
+        <w:t>Нехай</w:t>
+      </w:r>
+      <w:r>
+        <w:rPr>
+          <w:rFonts w:ascii="Times New Roman" w:hAnsi="Times New Roman"/>
+          <w:color w:val="000000"/>
+          <w:sz w:val="24"/>
+        </w:rPr>
+        <w:t xml:space="preserve"> </w:t>
+      </w:r>
+      <w:r>
+        <w:rPr>
+          <w:rFonts w:ascii="Times New Roman" w:hAnsi="Times New Roman"/>
+          <w:color w:val="000000"/>
+          <w:sz w:val="24"/>
+        </w:rPr>
+        <w:t>буде</w:t>
+      </w:r>
+      <w:r>
+        <w:rPr>
+          <w:rFonts w:ascii="Times New Roman" w:hAnsi="Times New Roman"/>
+          <w:color w:val="000000"/>
+          <w:sz w:val="24"/>
+        </w:rPr>
+        <w:t xml:space="preserve"> </w:t>
+      </w:r>
+      <w:r>
+        <w:rPr>
+          <w:rFonts w:ascii="Times New Roman" w:hAnsi="Times New Roman"/>
+          <w:color w:val="000000"/>
+          <w:sz w:val="24"/>
+        </w:rPr>
+        <w:t>влада</w:t>
+      </w:r>
+      <w:r>
+        <w:rPr>
+          <w:rFonts w:ascii="Times New Roman" w:hAnsi="Times New Roman"/>
+          <w:color w:val="000000"/>
+          <w:sz w:val="24"/>
+        </w:rPr>
+        <w:t xml:space="preserve"> </w:t>
+      </w:r>
+      <w:r>
+        <w:rPr>
+          <w:rFonts w:ascii="Times New Roman" w:hAnsi="Times New Roman"/>
+          <w:color w:val="000000"/>
+          <w:sz w:val="24"/>
+        </w:rPr>
+        <w:t>царства</w:t>
+      </w:r>
+      <w:r>
+        <w:rPr>
+          <w:rFonts w:ascii="Times New Roman" w:hAnsi="Times New Roman"/>
+          <w:color w:val="000000"/>
+          <w:sz w:val="24"/>
+        </w:rPr>
+        <w:t xml:space="preserve"> </w:t>
+      </w:r>
+      <w:r>
+        <w:rPr>
+          <w:rFonts w:ascii="Times New Roman" w:hAnsi="Times New Roman"/>
+          <w:color w:val="000000"/>
+          <w:sz w:val="24"/>
+        </w:rPr>
+        <w:t>Твого</w:t>
+      </w:r>
+      <w:r>
+        <w:rPr>
+          <w:rFonts w:ascii="Times New Roman" w:hAnsi="Times New Roman"/>
+          <w:color w:val="000000"/>
+          <w:sz w:val="24"/>
+        </w:rPr>
+        <w:t xml:space="preserve"> </w:t>
+      </w:r>
+      <w:r>
+        <w:rPr>
+          <w:rFonts w:ascii="Times New Roman" w:hAnsi="Times New Roman"/>
+          <w:color w:val="000000"/>
+          <w:sz w:val="24"/>
+        </w:rPr>
+        <w:t>благословенна</w:t>
+      </w:r>
+      <w:r>
+        <w:rPr>
+          <w:rFonts w:ascii="Times New Roman" w:hAnsi="Times New Roman"/>
+          <w:color w:val="000000"/>
+          <w:sz w:val="24"/>
+        </w:rPr>
+        <w:t xml:space="preserve"> </w:t>
+      </w:r>
+      <w:r>
+        <w:rPr>
+          <w:rFonts w:ascii="Times New Roman" w:hAnsi="Times New Roman"/>
+          <w:color w:val="000000"/>
+          <w:sz w:val="24"/>
+        </w:rPr>
+        <w:t>і</w:t>
+      </w:r>
+      <w:r>
+        <w:rPr>
+          <w:rFonts w:ascii="Times New Roman" w:hAnsi="Times New Roman"/>
+          <w:color w:val="000000"/>
+          <w:sz w:val="24"/>
+        </w:rPr>
+        <w:t xml:space="preserve"> </w:t>
+      </w:r>
+      <w:r>
+        <w:rPr>
+          <w:rFonts w:ascii="Times New Roman" w:hAnsi="Times New Roman"/>
+          <w:color w:val="000000"/>
+          <w:sz w:val="24"/>
+        </w:rPr>
+        <w:t>дуже</w:t>
+      </w:r>
+      <w:r>
+        <w:rPr>
+          <w:rFonts w:ascii="Times New Roman" w:hAnsi="Times New Roman"/>
+          <w:color w:val="000000"/>
+          <w:sz w:val="24"/>
+        </w:rPr>
+        <w:t xml:space="preserve"> </w:t>
+      </w:r>
+      <w:r>
+        <w:rPr>
+          <w:rFonts w:ascii="Times New Roman" w:hAnsi="Times New Roman"/>
+          <w:color w:val="000000"/>
+          <w:sz w:val="24"/>
+        </w:rPr>
+        <w:t>прославлена:</w:t>
+      </w:r>
+      <w:r>
+        <w:rPr>
+          <w:rFonts w:ascii="Times New Roman" w:hAnsi="Times New Roman"/>
+          <w:color w:val="000000"/>
+          <w:sz w:val="24"/>
+        </w:rPr>
+        <w:t xml:space="preserve"> </w:t>
+      </w:r>
+      <w:r>
+        <w:rPr>
+          <w:rFonts w:ascii="Times New Roman" w:hAnsi="Times New Roman"/>
+          <w:color w:val="000000"/>
+          <w:sz w:val="24"/>
+        </w:rPr>
+        <w:t>Отця,</w:t>
+      </w:r>
+      <w:r>
+        <w:rPr>
+          <w:rFonts w:ascii="Times New Roman" w:hAnsi="Times New Roman"/>
+          <w:color w:val="000000"/>
+          <w:sz w:val="24"/>
+        </w:rPr>
+        <w:t xml:space="preserve"> </w:t>
+      </w:r>
+      <w:r>
+        <w:rPr>
+          <w:rFonts w:ascii="Times New Roman" w:hAnsi="Times New Roman"/>
+          <w:color w:val="000000"/>
+          <w:sz w:val="24"/>
+        </w:rPr>
+        <w:t>і</w:t>
+      </w:r>
+      <w:r>
+        <w:rPr>
+          <w:rFonts w:ascii="Times New Roman" w:hAnsi="Times New Roman"/>
+          <w:color w:val="000000"/>
+          <w:sz w:val="24"/>
+        </w:rPr>
+        <w:t xml:space="preserve"> </w:t>
+      </w:r>
+      <w:r>
+        <w:rPr>
+          <w:rFonts w:ascii="Times New Roman" w:hAnsi="Times New Roman"/>
+          <w:color w:val="000000"/>
+          <w:sz w:val="24"/>
+        </w:rPr>
+        <w:t>Сина,</w:t>
+      </w:r>
+      <w:r>
+        <w:rPr>
+          <w:rFonts w:ascii="Times New Roman" w:hAnsi="Times New Roman"/>
+          <w:color w:val="000000"/>
+          <w:sz w:val="24"/>
+        </w:rPr>
+        <w:t xml:space="preserve"> </w:t>
+      </w:r>
+      <w:r>
+        <w:rPr>
+          <w:rFonts w:ascii="Times New Roman" w:hAnsi="Times New Roman"/>
+          <w:color w:val="000000"/>
+          <w:sz w:val="24"/>
+        </w:rPr>
+        <w:t>і</w:t>
+      </w:r>
+      <w:r>
+        <w:rPr>
+          <w:rFonts w:ascii="Times New Roman" w:hAnsi="Times New Roman"/>
+          <w:color w:val="000000"/>
+          <w:sz w:val="24"/>
+        </w:rPr>
+        <w:t xml:space="preserve"> </w:t>
+      </w:r>
+      <w:r>
+        <w:rPr>
+          <w:rFonts w:ascii="Times New Roman" w:hAnsi="Times New Roman"/>
+          <w:color w:val="000000"/>
+          <w:sz w:val="24"/>
+        </w:rPr>
+        <w:t>Святого</w:t>
+      </w:r>
+      <w:r>
+        <w:rPr>
+          <w:rFonts w:ascii="Times New Roman" w:hAnsi="Times New Roman"/>
+          <w:color w:val="000000"/>
+          <w:sz w:val="24"/>
+        </w:rPr>
+        <w:t xml:space="preserve"> </w:t>
+      </w:r>
+      <w:r>
+        <w:rPr>
+          <w:rFonts w:ascii="Times New Roman" w:hAnsi="Times New Roman"/>
+          <w:color w:val="000000"/>
+          <w:sz w:val="24"/>
+        </w:rPr>
+        <w:t>Духа,</w:t>
+      </w:r>
+      <w:r>
+        <w:rPr>
+          <w:rFonts w:ascii="Times New Roman" w:hAnsi="Times New Roman"/>
+          <w:color w:val="000000"/>
+          <w:sz w:val="24"/>
+        </w:rPr>
+        <w:t xml:space="preserve"> </w:t>
+      </w:r>
+      <w:r>
+        <w:rPr>
+          <w:rFonts w:ascii="Times New Roman" w:hAnsi="Times New Roman"/>
+          <w:color w:val="000000"/>
+          <w:sz w:val="24"/>
+        </w:rPr>
+        <w:t>нині</w:t>
+      </w:r>
+      <w:r>
+        <w:rPr>
+          <w:rFonts w:ascii="Times New Roman" w:hAnsi="Times New Roman"/>
+          <w:color w:val="000000"/>
+          <w:sz w:val="24"/>
+        </w:rPr>
+        <w:t xml:space="preserve"> </w:t>
+      </w:r>
+      <w:r>
+        <w:rPr>
+          <w:rFonts w:ascii="Times New Roman" w:hAnsi="Times New Roman"/>
+          <w:color w:val="000000"/>
+          <w:sz w:val="24"/>
+        </w:rPr>
+        <w:t>і</w:t>
+      </w:r>
+      <w:r>
+        <w:rPr>
+          <w:rFonts w:ascii="Times New Roman" w:hAnsi="Times New Roman"/>
+          <w:color w:val="000000"/>
+          <w:sz w:val="24"/>
+        </w:rPr>
+        <w:t xml:space="preserve"> </w:t>
+      </w:r>
+      <w:r>
+        <w:rPr>
+          <w:rFonts w:ascii="Times New Roman" w:hAnsi="Times New Roman"/>
+          <w:color w:val="000000"/>
+          <w:sz w:val="24"/>
+        </w:rPr>
+        <w:t>повсякчас,</w:t>
+      </w:r>
+      <w:r>
+        <w:rPr>
+          <w:rFonts w:ascii="Times New Roman" w:hAnsi="Times New Roman"/>
+          <w:color w:val="000000"/>
+          <w:sz w:val="24"/>
+        </w:rPr>
+        <w:t xml:space="preserve"> </w:t>
+      </w:r>
+      <w:r>
+        <w:rPr>
+          <w:rFonts w:ascii="Times New Roman" w:hAnsi="Times New Roman"/>
+          <w:color w:val="000000"/>
+          <w:sz w:val="24"/>
+        </w:rPr>
+        <w:t>і</w:t>
+      </w:r>
+      <w:r>
+        <w:rPr>
+          <w:rFonts w:ascii="Times New Roman" w:hAnsi="Times New Roman"/>
+          <w:color w:val="000000"/>
+          <w:sz w:val="24"/>
+        </w:rPr>
+        <w:t xml:space="preserve"> </w:t>
+      </w:r>
+      <w:r>
+        <w:rPr>
+          <w:rFonts w:ascii="Times New Roman" w:hAnsi="Times New Roman"/>
+          <w:color w:val="000000"/>
+          <w:sz w:val="24"/>
+        </w:rPr>
+        <w:t>на</w:t>
+      </w:r>
+      <w:r>
+        <w:rPr>
+          <w:rFonts w:ascii="Times New Roman" w:hAnsi="Times New Roman"/>
+          <w:color w:val="000000"/>
+          <w:sz w:val="24"/>
+        </w:rPr>
+        <w:t xml:space="preserve"> </w:t>
+      </w:r>
+      <w:r>
+        <w:rPr>
+          <w:rFonts w:ascii="Times New Roman" w:hAnsi="Times New Roman"/>
+          <w:color w:val="000000"/>
+          <w:sz w:val="24"/>
+        </w:rPr>
+        <w:t>віки</w:t>
+      </w:r>
+      <w:r>
+        <w:rPr>
+          <w:rFonts w:ascii="Times New Roman" w:hAnsi="Times New Roman"/>
+          <w:color w:val="000000"/>
+          <w:sz w:val="24"/>
+        </w:rPr>
+        <w:t xml:space="preserve"> </w:t>
+      </w:r>
+      <w:r>
+        <w:rPr>
+          <w:rFonts w:ascii="Times New Roman" w:hAnsi="Times New Roman"/>
+          <w:color w:val="000000"/>
+          <w:sz w:val="24"/>
+        </w:rPr>
+        <w:t>віків.</w:t>
       </w:r>
     </w:p>
     <w:p>
@@ -6085,7 +6404,7 @@
           <w:szCs w:val="24"/>
           <w:rtl w:val="0"/>
         </w:rPr>
-        <w:t xml:space="preserve"> Господи, колись за пророка Мойсея,* сам тільки прообраз хреста твого* перемагав твоїх ворогів,* а нині, маючи дійсний хрест твій, просимо допомоги:* Укріпи Церкву твою і дай їй, як Костянтинові, перемогу* заради великої твоєї милости, Чоловіколюбче.</w:t>
+        <w:t xml:space="preserve"> Господи, колись за пророка Мойсея,* сам тільки прообраз хреста твого* перемагав твоїх ворогів,* а нині, маючи дійсний хрест твій, просимо допомоги:* Укріпи Церкву твою і дай їй, як Костянтинові, перемогу* заради великої твоєї милости, Людинолюбче.</w:t>
       </w:r>
     </w:p>
     <w:p>
@@ -9007,7 +9326,7 @@
           <w:szCs w:val="24"/>
           <w:rtl w:val="0"/>
         </w:rPr>
-        <w:t xml:space="preserve">Мене залічено до тих, що сходять у яму.* Я став як чоловік, що допомоги не має.</w:t>
+        <w:t>Мене залічено до тих, що сходять у яму.* Я став як людина, що допомоги не має.</w:t>
       </w:r>
     </w:p>
     <w:p>
@@ -10485,7 +10804,7 @@
           <w:szCs w:val="24"/>
           <w:rtl w:val="0"/>
         </w:rPr>
-        <w:t xml:space="preserve"> Господи, Боже наш! Ти за покаяння дарував людям відпущення, нам же, як образ пізнання і визнання гріхів, показав покаяння і прощення пророка Давида. Тож, Владико, помилуй з великої милости твоєї нас, що в чимало великих гріхів впали, і по багатстві ласк твоїх очисти беззаконня наші, бо перед тобою згрішили ми, Господи, що невідомі й таємні речі серця людського знаєш, і єдиний ти маєш владу прощати гріхи. Серце ж чисте вчини в нас і Духом владичним утверди нас, і радість спасіння твого яви нам. Не відкинь нас від лиця твого, але дозволь, як Добрий і Чоловіколюбець, аж до останнього нашого віддиху появляти тобі жертву справедливости й приноси на святих твоїх жертовниках, милістю і ласками і чоловіколюб'ям єдинородного Сина твого, з яким ти є благословенний з пресвятим, добрим і животворящим твоїм Духом, нині й повсякчас, і на віки віків. Амінь.</w:t>
+        <w:t xml:space="preserve"> Господи, Боже наш! Ти за покаяння дарував людям відпущення, нам же, як образ пізнання і визнання гріхів, показав покаяння і прощення пророка Давида. Тож, Владико, помилуй з великої милости твоєї нас, що в чимало великих гріхів впали, і по багатстві ласк твоїх очисти беззаконня наші, бо перед тобою згрішили ми, Господи, що невідомі й таємні речі серця людського знаєш, і єдиний ти маєш владу прощати гріхи. Серце ж чисте вчини в нас і Духом владичним утверди нас, і радість спасіння твого яви нам. Не відкинь нас від лиця твого, але дозволь, як Добрий і Людинолюбець, аж до останнього нашого віддиху появляти тобі жертву справедливости й приноси на святих твоїх жертовниках, милістю і ласками і людинолюб'ям єдинородного Сина твого, з яким ти є благословенний з пресвятим, добрим і животворящим твоїм Духом, нині й повсякчас, і на віки віків. Амінь.</w:t>
       </w:r>
     </w:p>
     <w:p>
@@ -12705,7 +13024,7 @@
           <w:szCs w:val="24"/>
           <w:rtl w:val="0"/>
         </w:rPr>
-        <w:t xml:space="preserve"> Розп'яття перетерпів ти, Спасе, добровільно* і визволив людей із тлінности.* Тому оспівуємо тебе, вірні, і поклоняємось тобі,* бо ти просвітив нас силою хресною,* і з острахом славимо тебе, Чоловіколюбче щедрий,* як життєдавця і Господа.</w:t>
+        <w:t xml:space="preserve"> Розп'яття перетерпів ти, Спасе, добровільно* і визволив людей із тлінности.* Тому оспівуємо тебе, вірні, і поклоняємось тобі,* бо ти просвітив нас силою хресною,* і з острахом славимо тебе, Людинолюбче щедрий,* як життєдавця і Господа.</w:t>
       </w:r>
     </w:p>
     <w:p>
@@ -13213,7 +13532,7 @@
           <w:u w:val="single"/>
           <w:rtl w:val="0"/>
         </w:rPr>
-        <w:t xml:space="preserve">[Господи, Боже наш! Ти за покаяння дарував людям відпущення, нам же, як образ пізнання і визнання гріхів, показав покаяння і прощення пророка Давида. Тож, Владико, помилуй з великої милости твоєї нас, що в чимало великих гріхів впали, і по багатстві ласк твоїх очисти беззаконня наші, бо перед тобою згрішили ми, Господи, що невідомі й таємні речі серця людського знаєш, і єдиний ти маєш владу прощати гріхи. Серце ж чисте вчини в нас і Духом владичним утверди нас, і радість спасіння твого яви нам. Не відкинь нас від лиця твого, але дозволь, як Добрий і Чоловіколюбець, аж до останнього нашого віддиху появляти тобі жертву справедливости й приноси на святих твоїх жертовниках, милістю і ласками і чоловіколюб'ям єдинородного Сина твого, з яким ти є благословенний з пресвятим, добрим і животворящим твоїм Духом, нині й повсякчас, і на віки віків. Амінь.]</w:t>
+        <w:t>[Господи, Боже наш! Ти за покаяння дарував людям відпущення, нам же, як образ пізнання і визнання гріхів, показав покаяння і прощення пророка Давида. Тож, Владико, помилуй з великої милости твоєї нас, що в чимало великих гріхів впали, і по багатстві ласк твоїх очисти беззаконня наші, бо перед тобою згрішили ми, Господи, що невідомі й таємні речі серця людського знаєш, і єдиний ти маєш владу прощати гріхи. Серце ж чисте вчини в нас і Духом владичним утверди нас, і радість спасіння твого яви нам. Не відкинь нас від лиця твого, але дозволь, як Добрий і Людинолюбець, аж до останнього нашого віддиху появляти тобі жертву справедливости й приноси на святих твоїх жертовниках, милістю і ласками і людинолюб'ям єдинородного Сина твого, з яким ти є благословенний з пресвятим, добрим і животворящим твоїм Духом, нині й повсякчас, і на віки віків. Амінь.]</w:t>
       </w:r>
     </w:p>
     <w:p>
@@ -13557,7 +13876,7 @@
           <w:szCs w:val="24"/>
           <w:rtl w:val="0"/>
         </w:rPr>
-        <w:t xml:space="preserve">На нічому поставив Ти землю повелінням Своїм і повісив її, щоб непорушно стояла на непорушному, Христе, камені заповідей Твоїх, Церкву Твою утверди, єдиний благий і Чоловіколюбець.</w:t>
+        <w:t>На нічому поставив Ти землю повелінням Своїм і повісив її, щоб непорушно стояла на непорушному, Христе, камені заповідей Твоїх, Церкву Твою утверди, єдиний благий і Людинолюбець.</w:t>
       </w:r>
       <w:r>
         <w:rPr>
@@ -13782,171 +14101,802 @@
     </w:p>
     <w:p>
       <w:pPr>
+        <w:pStyle w:val="Normal"/>
+        <w:spacing w:after="120"/>
+      </w:pPr>
+      <w:r>
+        <w:rPr>
+          <w:rFonts w:ascii="Times New Roman" w:hAnsi="Times New Roman"/>
+          <w:color w:val="000000"/>
+          <w:sz w:val="24"/>
+        </w:rPr>
+        <w:t>Ще</w:t>
+      </w:r>
+      <w:r>
+        <w:rPr>
+          <w:rFonts w:ascii="Times New Roman" w:hAnsi="Times New Roman"/>
+          <w:color w:val="000000"/>
+          <w:sz w:val="24"/>
+        </w:rPr>
+        <w:t xml:space="preserve"> </w:t>
+      </w:r>
+      <w:r>
+        <w:rPr>
+          <w:rFonts w:ascii="Times New Roman" w:hAnsi="Times New Roman"/>
+          <w:color w:val="000000"/>
+          <w:sz w:val="24"/>
+        </w:rPr>
+        <w:t>і</w:t>
+      </w:r>
+      <w:r>
+        <w:rPr>
+          <w:rFonts w:ascii="Times New Roman" w:hAnsi="Times New Roman"/>
+          <w:color w:val="000000"/>
+          <w:sz w:val="24"/>
+        </w:rPr>
+        <w:t xml:space="preserve"> </w:t>
+      </w:r>
+      <w:r>
+        <w:rPr>
+          <w:rFonts w:ascii="Times New Roman" w:hAnsi="Times New Roman"/>
+          <w:color w:val="000000"/>
+          <w:sz w:val="24"/>
+        </w:rPr>
+        <w:t>ще</w:t>
+      </w:r>
+      <w:r>
+        <w:rPr>
+          <w:rFonts w:ascii="Times New Roman" w:hAnsi="Times New Roman"/>
+          <w:color w:val="000000"/>
+          <w:sz w:val="24"/>
+        </w:rPr>
+        <w:t xml:space="preserve"> </w:t>
+      </w:r>
+      <w:r>
+        <w:rPr>
+          <w:rFonts w:ascii="Times New Roman" w:hAnsi="Times New Roman"/>
+          <w:color w:val="000000"/>
+          <w:sz w:val="24"/>
+        </w:rPr>
+        <w:t>в</w:t>
+      </w:r>
+      <w:r>
+        <w:rPr>
+          <w:rFonts w:ascii="Times New Roman" w:hAnsi="Times New Roman"/>
+          <w:color w:val="000000"/>
+          <w:sz w:val="24"/>
+        </w:rPr>
+        <w:t xml:space="preserve"> </w:t>
+      </w:r>
+      <w:r>
+        <w:rPr>
+          <w:rFonts w:ascii="Times New Roman" w:hAnsi="Times New Roman"/>
+          <w:color w:val="000000"/>
+          <w:sz w:val="24"/>
+        </w:rPr>
+        <w:t>мирі</w:t>
+      </w:r>
+      <w:r>
+        <w:rPr>
+          <w:rFonts w:ascii="Times New Roman" w:hAnsi="Times New Roman"/>
+          <w:color w:val="000000"/>
+          <w:sz w:val="24"/>
+        </w:rPr>
+        <w:t xml:space="preserve"> </w:t>
+      </w:r>
+      <w:r>
+        <w:rPr>
+          <w:rFonts w:ascii="Times New Roman" w:hAnsi="Times New Roman"/>
+          <w:color w:val="000000"/>
+          <w:sz w:val="24"/>
+        </w:rPr>
+        <w:t>Господеві</w:t>
+      </w:r>
+      <w:r>
+        <w:rPr>
+          <w:rFonts w:ascii="Times New Roman" w:hAnsi="Times New Roman"/>
+          <w:color w:val="000000"/>
+          <w:sz w:val="24"/>
+        </w:rPr>
+        <w:t xml:space="preserve"> </w:t>
+      </w:r>
+      <w:r>
+        <w:rPr>
+          <w:rFonts w:ascii="Times New Roman" w:hAnsi="Times New Roman"/>
+          <w:color w:val="000000"/>
+          <w:sz w:val="24"/>
+        </w:rPr>
+        <w:t>помолімся.</w:t>
+      </w:r>
+    </w:p>
+    <w:p>
+      <w:pPr>
+        <w:pStyle w:val="Normal"/>
+        <w:spacing w:after="120"/>
+      </w:pPr>
+      <w:r>
+        <w:rPr>
+          <w:rFonts w:ascii="Times New Roman" w:hAnsi="Times New Roman"/>
+          <w:i/>
+          <w:color w:val="FF4400"/>
+          <w:sz w:val="24"/>
+        </w:rPr>
+        <w:t>Вірні:</w:t>
+      </w:r>
+      <w:r>
+        <w:rPr>
+          <w:rFonts w:ascii="Times New Roman" w:hAnsi="Times New Roman"/>
+          <w:color w:val="000000"/>
+          <w:sz w:val="24"/>
+        </w:rPr>
+        <w:t xml:space="preserve"> </w:t>
+      </w:r>
+      <w:r>
+        <w:rPr>
+          <w:rFonts w:ascii="Times New Roman" w:hAnsi="Times New Roman"/>
+          <w:color w:val="000000"/>
+          <w:sz w:val="24"/>
+        </w:rPr>
+        <w:t>Го́споди,</w:t>
+      </w:r>
+      <w:r>
+        <w:rPr>
+          <w:rFonts w:ascii="Times New Roman" w:hAnsi="Times New Roman"/>
+          <w:color w:val="000000"/>
+          <w:sz w:val="24"/>
+        </w:rPr>
+        <w:t xml:space="preserve"> </w:t>
+      </w:r>
+      <w:r>
+        <w:rPr>
+          <w:rFonts w:ascii="Times New Roman" w:hAnsi="Times New Roman"/>
+          <w:color w:val="000000"/>
+          <w:sz w:val="24"/>
+        </w:rPr>
+        <w:t>поми́луй.</w:t>
+      </w:r>
+    </w:p>
+    <w:p>
+      <w:pPr>
+        <w:pStyle w:val="Normal"/>
+        <w:spacing w:after="120"/>
+      </w:pPr>
+      <w:r>
+        <w:rPr>
+          <w:rFonts w:ascii="Times New Roman" w:hAnsi="Times New Roman"/>
+          <w:sz w:val="24"/>
+        </w:rPr>
+        <w:t>Заступи,</w:t>
+      </w:r>
+      <w:r>
+        <w:rPr>
+          <w:rFonts w:ascii="Times New Roman" w:hAnsi="Times New Roman"/>
+          <w:sz w:val="24"/>
+        </w:rPr>
+        <w:t xml:space="preserve"> </w:t>
+      </w:r>
+      <w:r>
+        <w:rPr>
+          <w:rFonts w:ascii="Times New Roman" w:hAnsi="Times New Roman"/>
+          <w:sz w:val="24"/>
+        </w:rPr>
+        <w:t>спаси,</w:t>
+      </w:r>
+      <w:r>
+        <w:rPr>
+          <w:rFonts w:ascii="Times New Roman" w:hAnsi="Times New Roman"/>
+          <w:sz w:val="24"/>
+        </w:rPr>
+        <w:t xml:space="preserve"> </w:t>
+      </w:r>
+      <w:r>
+        <w:rPr>
+          <w:rFonts w:ascii="Times New Roman" w:hAnsi="Times New Roman"/>
+          <w:sz w:val="24"/>
+        </w:rPr>
+        <w:t>помилуй</w:t>
+      </w:r>
+      <w:r>
+        <w:rPr>
+          <w:rFonts w:ascii="Times New Roman" w:hAnsi="Times New Roman"/>
+          <w:sz w:val="24"/>
+        </w:rPr>
+        <w:t xml:space="preserve"> </w:t>
+      </w:r>
+      <w:r>
+        <w:rPr>
+          <w:rFonts w:ascii="Times New Roman" w:hAnsi="Times New Roman"/>
+          <w:sz w:val="24"/>
+        </w:rPr>
+        <w:t>і</w:t>
+      </w:r>
+      <w:r>
+        <w:rPr>
+          <w:rFonts w:ascii="Times New Roman" w:hAnsi="Times New Roman"/>
+          <w:sz w:val="24"/>
+        </w:rPr>
+        <w:t xml:space="preserve"> </w:t>
+      </w:r>
+      <w:r>
+        <w:rPr>
+          <w:rFonts w:ascii="Times New Roman" w:hAnsi="Times New Roman"/>
+          <w:sz w:val="24"/>
+        </w:rPr>
+        <w:t>охорони</w:t>
+      </w:r>
+      <w:r>
+        <w:rPr>
+          <w:rFonts w:ascii="Times New Roman" w:hAnsi="Times New Roman"/>
+          <w:sz w:val="24"/>
+        </w:rPr>
+        <w:t xml:space="preserve"> </w:t>
+      </w:r>
+      <w:r>
+        <w:rPr>
+          <w:rFonts w:ascii="Times New Roman" w:hAnsi="Times New Roman"/>
+          <w:sz w:val="24"/>
+        </w:rPr>
+        <w:t>нас,</w:t>
+      </w:r>
+      <w:r>
+        <w:rPr>
+          <w:rFonts w:ascii="Times New Roman" w:hAnsi="Times New Roman"/>
+          <w:sz w:val="24"/>
+        </w:rPr>
+        <w:t xml:space="preserve"> </w:t>
+      </w:r>
+      <w:r>
+        <w:rPr>
+          <w:rFonts w:ascii="Times New Roman" w:hAnsi="Times New Roman"/>
+          <w:sz w:val="24"/>
+        </w:rPr>
+        <w:t>Боже,</w:t>
+      </w:r>
+      <w:r>
+        <w:rPr>
+          <w:rFonts w:ascii="Times New Roman" w:hAnsi="Times New Roman"/>
+          <w:sz w:val="24"/>
+        </w:rPr>
+        <w:t xml:space="preserve"> </w:t>
+      </w:r>
+      <w:r>
+        <w:rPr>
+          <w:rFonts w:ascii="Times New Roman" w:hAnsi="Times New Roman"/>
+          <w:sz w:val="24"/>
+        </w:rPr>
+        <w:t>Твоєю</w:t>
+      </w:r>
+      <w:r>
+        <w:rPr>
+          <w:rFonts w:ascii="Times New Roman" w:hAnsi="Times New Roman"/>
+          <w:sz w:val="24"/>
+        </w:rPr>
+        <w:t xml:space="preserve"> </w:t>
+      </w:r>
+      <w:r>
+        <w:rPr>
+          <w:rFonts w:ascii="Times New Roman" w:hAnsi="Times New Roman"/>
+          <w:sz w:val="24"/>
+        </w:rPr>
+        <w:t>благодаттю</w:t>
+      </w:r>
+    </w:p>
+    <w:p>
+      <w:pPr>
+        <w:pStyle w:val="Normal"/>
+        <w:spacing w:after="120"/>
+      </w:pPr>
+      <w:r>
+        <w:rPr>
+          <w:rFonts w:ascii="Times New Roman" w:hAnsi="Times New Roman"/>
+          <w:i/>
+          <w:color w:val="FF4400"/>
+          <w:sz w:val="24"/>
+        </w:rPr>
+        <w:t>Вірні:</w:t>
+      </w:r>
+      <w:r>
+        <w:rPr>
+          <w:rFonts w:ascii="Times New Roman" w:hAnsi="Times New Roman"/>
+          <w:color w:val="000000"/>
+          <w:sz w:val="24"/>
+        </w:rPr>
+        <w:t xml:space="preserve"> </w:t>
+      </w:r>
+      <w:r>
+        <w:rPr>
+          <w:rFonts w:ascii="Times New Roman" w:hAnsi="Times New Roman"/>
+          <w:color w:val="000000"/>
+          <w:sz w:val="24"/>
+        </w:rPr>
+        <w:t>Го́споди,</w:t>
+      </w:r>
+      <w:r>
+        <w:rPr>
+          <w:rFonts w:ascii="Times New Roman" w:hAnsi="Times New Roman"/>
+          <w:color w:val="000000"/>
+          <w:sz w:val="24"/>
+        </w:rPr>
+        <w:t xml:space="preserve"> </w:t>
+      </w:r>
+      <w:r>
+        <w:rPr>
+          <w:rFonts w:ascii="Times New Roman" w:hAnsi="Times New Roman"/>
+          <w:color w:val="000000"/>
+          <w:sz w:val="24"/>
+        </w:rPr>
+        <w:t>поми́луй.</w:t>
+      </w:r>
+    </w:p>
+    <w:p>
+      <w:pPr>
+        <w:pStyle w:val="Normal"/>
+        <w:spacing w:after="120"/>
+      </w:pPr>
+      <w:r>
+        <w:rPr>
+          <w:rFonts w:ascii="Times New Roman" w:hAnsi="Times New Roman"/>
+          <w:color w:val="000000"/>
+          <w:sz w:val="24"/>
+        </w:rPr>
+        <w:t>Пресвяту,</w:t>
+      </w:r>
+      <w:r>
+        <w:rPr>
+          <w:rFonts w:ascii="Times New Roman" w:hAnsi="Times New Roman"/>
+          <w:color w:val="000000"/>
+          <w:sz w:val="24"/>
+        </w:rPr>
+        <w:t xml:space="preserve"> </w:t>
+      </w:r>
+      <w:r>
+        <w:rPr>
+          <w:rFonts w:ascii="Times New Roman" w:hAnsi="Times New Roman"/>
+          <w:color w:val="000000"/>
+          <w:sz w:val="24"/>
+        </w:rPr>
+        <w:t>пречисту,</w:t>
+      </w:r>
+      <w:r>
+        <w:rPr>
+          <w:rFonts w:ascii="Times New Roman" w:hAnsi="Times New Roman"/>
+          <w:color w:val="000000"/>
+          <w:sz w:val="24"/>
+        </w:rPr>
+        <w:t xml:space="preserve"> </w:t>
+      </w:r>
+      <w:r>
+        <w:rPr>
+          <w:rFonts w:ascii="Times New Roman" w:hAnsi="Times New Roman"/>
+          <w:color w:val="000000"/>
+          <w:sz w:val="24"/>
+        </w:rPr>
+        <w:t>преблагословенну,</w:t>
+      </w:r>
+      <w:r>
+        <w:rPr>
+          <w:rFonts w:ascii="Times New Roman" w:hAnsi="Times New Roman"/>
+          <w:color w:val="000000"/>
+          <w:sz w:val="24"/>
+        </w:rPr>
+        <w:t xml:space="preserve"> </w:t>
+      </w:r>
+      <w:r>
+        <w:rPr>
+          <w:rFonts w:ascii="Times New Roman" w:hAnsi="Times New Roman"/>
+          <w:color w:val="000000"/>
+          <w:sz w:val="24"/>
+        </w:rPr>
+        <w:t>славну</w:t>
+      </w:r>
+      <w:r>
+        <w:rPr>
+          <w:rFonts w:ascii="Times New Roman" w:hAnsi="Times New Roman"/>
+          <w:color w:val="000000"/>
+          <w:sz w:val="24"/>
+        </w:rPr>
+        <w:t xml:space="preserve"> </w:t>
+      </w:r>
+      <w:r>
+        <w:rPr>
+          <w:rFonts w:ascii="Times New Roman" w:hAnsi="Times New Roman"/>
+          <w:color w:val="000000"/>
+          <w:sz w:val="24"/>
+        </w:rPr>
+        <w:t>Владичицю</w:t>
+      </w:r>
+      <w:r>
+        <w:rPr>
+          <w:rFonts w:ascii="Times New Roman" w:hAnsi="Times New Roman"/>
+          <w:color w:val="000000"/>
+          <w:sz w:val="24"/>
+        </w:rPr>
+        <w:t xml:space="preserve"> </w:t>
+      </w:r>
+      <w:r>
+        <w:rPr>
+          <w:rFonts w:ascii="Times New Roman" w:hAnsi="Times New Roman"/>
+          <w:color w:val="000000"/>
+          <w:sz w:val="24"/>
+        </w:rPr>
+        <w:t>нашу</w:t>
+      </w:r>
+      <w:r>
+        <w:rPr>
+          <w:rFonts w:ascii="Times New Roman" w:hAnsi="Times New Roman"/>
+          <w:color w:val="000000"/>
+          <w:sz w:val="24"/>
+        </w:rPr>
+        <w:t xml:space="preserve"> </w:t>
+      </w:r>
+      <w:r>
+        <w:rPr>
+          <w:rFonts w:ascii="Times New Roman" w:hAnsi="Times New Roman"/>
+          <w:color w:val="000000"/>
+          <w:sz w:val="24"/>
+        </w:rPr>
+        <w:t>Богородицю</w:t>
+      </w:r>
+      <w:r>
+        <w:rPr>
+          <w:rFonts w:ascii="Times New Roman" w:hAnsi="Times New Roman"/>
+          <w:color w:val="000000"/>
+          <w:sz w:val="24"/>
+        </w:rPr>
+        <w:t xml:space="preserve"> </w:t>
+      </w:r>
+      <w:r>
+        <w:rPr>
+          <w:rFonts w:ascii="Times New Roman" w:hAnsi="Times New Roman"/>
+          <w:color w:val="000000"/>
+          <w:sz w:val="24"/>
+        </w:rPr>
+        <w:t>і</w:t>
+      </w:r>
+      <w:r>
+        <w:rPr>
+          <w:rFonts w:ascii="Times New Roman" w:hAnsi="Times New Roman"/>
+          <w:color w:val="000000"/>
+          <w:sz w:val="24"/>
+        </w:rPr>
+        <w:t xml:space="preserve"> </w:t>
+      </w:r>
+      <w:r>
+        <w:rPr>
+          <w:rFonts w:ascii="Times New Roman" w:hAnsi="Times New Roman"/>
+          <w:color w:val="000000"/>
+          <w:sz w:val="24"/>
+        </w:rPr>
+        <w:t>приснодіву</w:t>
+      </w:r>
+      <w:r>
+        <w:rPr>
+          <w:rFonts w:ascii="Times New Roman" w:hAnsi="Times New Roman"/>
+          <w:color w:val="000000"/>
+          <w:sz w:val="24"/>
+        </w:rPr>
+        <w:t xml:space="preserve"> </w:t>
+      </w:r>
+      <w:r>
+        <w:rPr>
+          <w:rFonts w:ascii="Times New Roman" w:hAnsi="Times New Roman"/>
+          <w:color w:val="000000"/>
+          <w:sz w:val="24"/>
+        </w:rPr>
+        <w:t>Марію,</w:t>
+      </w:r>
+      <w:r>
+        <w:rPr>
+          <w:rFonts w:ascii="Times New Roman" w:hAnsi="Times New Roman"/>
+          <w:color w:val="000000"/>
+          <w:sz w:val="24"/>
+        </w:rPr>
+        <w:t xml:space="preserve"> </w:t>
+      </w:r>
+      <w:r>
+        <w:rPr>
+          <w:rFonts w:ascii="Times New Roman" w:hAnsi="Times New Roman"/>
+          <w:color w:val="000000"/>
+          <w:sz w:val="24"/>
+        </w:rPr>
+        <w:t>з</w:t>
+      </w:r>
+      <w:r>
+        <w:rPr>
+          <w:rFonts w:ascii="Times New Roman" w:hAnsi="Times New Roman"/>
+          <w:color w:val="000000"/>
+          <w:sz w:val="24"/>
+        </w:rPr>
+        <w:t xml:space="preserve"> </w:t>
+      </w:r>
+      <w:r>
+        <w:rPr>
+          <w:rFonts w:ascii="Times New Roman" w:hAnsi="Times New Roman"/>
+          <w:color w:val="000000"/>
+          <w:sz w:val="24"/>
+        </w:rPr>
+        <w:t>усіма</w:t>
+      </w:r>
+      <w:r>
+        <w:rPr>
+          <w:rFonts w:ascii="Times New Roman" w:hAnsi="Times New Roman"/>
+          <w:color w:val="000000"/>
+          <w:sz w:val="24"/>
+        </w:rPr>
+        <w:t xml:space="preserve"> </w:t>
+      </w:r>
+      <w:r>
+        <w:rPr>
+          <w:rFonts w:ascii="Times New Roman" w:hAnsi="Times New Roman"/>
+          <w:color w:val="000000"/>
+          <w:sz w:val="24"/>
+        </w:rPr>
+        <w:t>святими</w:t>
+      </w:r>
+      <w:r>
+        <w:rPr>
+          <w:rFonts w:ascii="Times New Roman" w:hAnsi="Times New Roman"/>
+          <w:color w:val="000000"/>
+          <w:sz w:val="24"/>
+        </w:rPr>
+        <w:t xml:space="preserve"> </w:t>
+      </w:r>
+      <w:r>
+        <w:rPr>
+          <w:rFonts w:ascii="Times New Roman" w:hAnsi="Times New Roman"/>
+          <w:color w:val="000000"/>
+          <w:sz w:val="24"/>
+        </w:rPr>
+        <w:t>пом’янувши,</w:t>
+      </w:r>
+      <w:r>
+        <w:rPr>
+          <w:rFonts w:ascii="Times New Roman" w:hAnsi="Times New Roman"/>
+          <w:color w:val="000000"/>
+          <w:sz w:val="24"/>
+        </w:rPr>
+        <w:t xml:space="preserve"> </w:t>
+      </w:r>
+      <w:r>
+        <w:rPr>
+          <w:rFonts w:ascii="Times New Roman" w:hAnsi="Times New Roman"/>
+          <w:color w:val="000000"/>
+          <w:sz w:val="24"/>
+        </w:rPr>
+        <w:t>самих</w:t>
+      </w:r>
+      <w:r>
+        <w:rPr>
+          <w:rFonts w:ascii="Times New Roman" w:hAnsi="Times New Roman"/>
+          <w:color w:val="000000"/>
+          <w:sz w:val="24"/>
+        </w:rPr>
+        <w:t xml:space="preserve"> </w:t>
+      </w:r>
+      <w:r>
+        <w:rPr>
+          <w:rFonts w:ascii="Times New Roman" w:hAnsi="Times New Roman"/>
+          <w:color w:val="000000"/>
+          <w:sz w:val="24"/>
+        </w:rPr>
+        <w:t>себе,</w:t>
+      </w:r>
+      <w:r>
+        <w:rPr>
+          <w:rFonts w:ascii="Times New Roman" w:hAnsi="Times New Roman"/>
+          <w:color w:val="000000"/>
+          <w:sz w:val="24"/>
+        </w:rPr>
+        <w:t xml:space="preserve"> </w:t>
+      </w:r>
+      <w:r>
+        <w:rPr>
+          <w:rFonts w:ascii="Times New Roman" w:hAnsi="Times New Roman"/>
+          <w:color w:val="000000"/>
+          <w:sz w:val="24"/>
+        </w:rPr>
+        <w:t>і</w:t>
+      </w:r>
+      <w:r>
+        <w:rPr>
+          <w:rFonts w:ascii="Times New Roman" w:hAnsi="Times New Roman"/>
+          <w:color w:val="000000"/>
+          <w:sz w:val="24"/>
+        </w:rPr>
+        <w:t xml:space="preserve"> </w:t>
+      </w:r>
+      <w:r>
+        <w:rPr>
+          <w:rFonts w:ascii="Times New Roman" w:hAnsi="Times New Roman"/>
+          <w:color w:val="000000"/>
+          <w:sz w:val="24"/>
+        </w:rPr>
+        <w:t>один</w:t>
+      </w:r>
+      <w:r>
+        <w:rPr>
+          <w:rFonts w:ascii="Times New Roman" w:hAnsi="Times New Roman"/>
+          <w:color w:val="000000"/>
+          <w:sz w:val="24"/>
+        </w:rPr>
+        <w:t xml:space="preserve"> </w:t>
+      </w:r>
+      <w:r>
+        <w:rPr>
+          <w:rFonts w:ascii="Times New Roman" w:hAnsi="Times New Roman"/>
+          <w:color w:val="000000"/>
+          <w:sz w:val="24"/>
+        </w:rPr>
+        <w:t>одного,</w:t>
+      </w:r>
+      <w:r>
+        <w:rPr>
+          <w:rFonts w:ascii="Times New Roman" w:hAnsi="Times New Roman"/>
+          <w:color w:val="000000"/>
+          <w:sz w:val="24"/>
+        </w:rPr>
+        <w:t xml:space="preserve"> </w:t>
+      </w:r>
+      <w:r>
+        <w:rPr>
+          <w:rFonts w:ascii="Times New Roman" w:hAnsi="Times New Roman"/>
+          <w:color w:val="000000"/>
+          <w:sz w:val="24"/>
+        </w:rPr>
+        <w:t>і</w:t>
+      </w:r>
+      <w:r>
+        <w:rPr>
+          <w:rFonts w:ascii="Times New Roman" w:hAnsi="Times New Roman"/>
+          <w:color w:val="000000"/>
+          <w:sz w:val="24"/>
+        </w:rPr>
+        <w:t xml:space="preserve"> </w:t>
+      </w:r>
+      <w:r>
+        <w:rPr>
+          <w:rFonts w:ascii="Times New Roman" w:hAnsi="Times New Roman"/>
+          <w:color w:val="000000"/>
+          <w:sz w:val="24"/>
+        </w:rPr>
+        <w:t>все</w:t>
+      </w:r>
+      <w:r>
+        <w:rPr>
+          <w:rFonts w:ascii="Times New Roman" w:hAnsi="Times New Roman"/>
+          <w:color w:val="000000"/>
+          <w:sz w:val="24"/>
+        </w:rPr>
+        <w:t xml:space="preserve"> </w:t>
+      </w:r>
+      <w:r>
+        <w:rPr>
+          <w:rFonts w:ascii="Times New Roman" w:hAnsi="Times New Roman"/>
+          <w:color w:val="000000"/>
+          <w:sz w:val="24"/>
+        </w:rPr>
+        <w:t>життя</w:t>
+      </w:r>
+      <w:r>
+        <w:rPr>
+          <w:rFonts w:ascii="Times New Roman" w:hAnsi="Times New Roman"/>
+          <w:color w:val="000000"/>
+          <w:sz w:val="24"/>
+        </w:rPr>
+        <w:t xml:space="preserve"> </w:t>
+      </w:r>
+      <w:r>
+        <w:rPr>
+          <w:rFonts w:ascii="Times New Roman" w:hAnsi="Times New Roman"/>
+          <w:color w:val="000000"/>
+          <w:sz w:val="24"/>
+        </w:rPr>
+        <w:t>наше</w:t>
+      </w:r>
+      <w:r>
+        <w:rPr>
+          <w:rFonts w:ascii="Times New Roman" w:hAnsi="Times New Roman"/>
+          <w:color w:val="000000"/>
+          <w:sz w:val="24"/>
+        </w:rPr>
+        <w:t xml:space="preserve"> </w:t>
+      </w:r>
+      <w:r>
+        <w:rPr>
+          <w:rFonts w:ascii="Times New Roman" w:hAnsi="Times New Roman"/>
+          <w:color w:val="000000"/>
+          <w:sz w:val="24"/>
+        </w:rPr>
+        <w:t>Христу</w:t>
+      </w:r>
+      <w:r>
+        <w:rPr>
+          <w:rFonts w:ascii="Times New Roman" w:hAnsi="Times New Roman"/>
+          <w:color w:val="000000"/>
+          <w:sz w:val="24"/>
+        </w:rPr>
+        <w:t xml:space="preserve"> </w:t>
+      </w:r>
+      <w:r>
+        <w:rPr>
+          <w:rFonts w:ascii="Times New Roman" w:hAnsi="Times New Roman"/>
+          <w:color w:val="000000"/>
+          <w:sz w:val="24"/>
+        </w:rPr>
+        <w:t>Богові</w:t>
+      </w:r>
+      <w:r>
+        <w:rPr>
+          <w:rFonts w:ascii="Times New Roman" w:hAnsi="Times New Roman"/>
+          <w:color w:val="000000"/>
+          <w:sz w:val="24"/>
+        </w:rPr>
+        <w:t xml:space="preserve"> </w:t>
+      </w:r>
+      <w:r>
+        <w:rPr>
+          <w:rFonts w:ascii="Times New Roman" w:hAnsi="Times New Roman"/>
+          <w:color w:val="000000"/>
+          <w:sz w:val="24"/>
+        </w:rPr>
+        <w:t>віддаймо.</w:t>
+      </w:r>
+    </w:p>
+    <w:p>
+      <w:pPr>
+        <w:pStyle w:val="Normal"/>
+        <w:spacing w:after="120"/>
+      </w:pPr>
+      <w:r>
+        <w:rPr>
+          <w:rFonts w:ascii="Times New Roman" w:hAnsi="Times New Roman"/>
+          <w:i/>
+          <w:color w:val="FF4400"/>
+          <w:sz w:val="24"/>
+        </w:rPr>
+        <w:t>Вірні:</w:t>
+      </w:r>
+      <w:r>
+        <w:rPr>
+          <w:rFonts w:ascii="Times New Roman" w:hAnsi="Times New Roman"/>
+          <w:color w:val="000000"/>
+          <w:sz w:val="24"/>
+        </w:rPr>
+        <w:t xml:space="preserve"> </w:t>
+      </w:r>
+      <w:r>
+        <w:rPr>
+          <w:rFonts w:ascii="Times New Roman" w:hAnsi="Times New Roman"/>
+          <w:color w:val="000000"/>
+          <w:sz w:val="24"/>
+        </w:rPr>
+        <w:t>Тобі́,</w:t>
+      </w:r>
+      <w:r>
+        <w:rPr>
+          <w:rFonts w:ascii="Times New Roman" w:hAnsi="Times New Roman"/>
+          <w:color w:val="000000"/>
+          <w:sz w:val="24"/>
+        </w:rPr>
+        <w:t xml:space="preserve"> </w:t>
+      </w:r>
+      <w:r>
+        <w:rPr>
+          <w:rFonts w:ascii="Times New Roman" w:hAnsi="Times New Roman"/>
+          <w:color w:val="000000"/>
+          <w:sz w:val="24"/>
+        </w:rPr>
+        <w:t>Го́споди.</w:t>
+      </w:r>
+    </w:p>
+    <w:p>
+      <w:pPr>
         <w:spacing w:after="120" w:lineRule="auto"/>
         <w:rPr/>
       </w:pPr>
       <w:r>
         <w:rPr>
           <w:rFonts w:ascii="Times New Roman" w:cs="Times New Roman" w:eastAsia="Times New Roman" w:hAnsi="Times New Roman"/>
-          <w:color w:val="000000"/>
-          <w:sz w:val="24"/>
-          <w:szCs w:val="24"/>
-          <w:rtl w:val="0"/>
-        </w:rPr>
-        <w:t xml:space="preserve">Ще і ще в мирі Господеві помолімся.</w:t>
-      </w:r>
-      <w:r>
-        <w:rPr>
-          <w:rtl w:val="0"/>
-        </w:rPr>
-      </w:r>
-    </w:p>
-    <w:p>
-      <w:pPr>
-        <w:spacing w:after="120" w:lineRule="auto"/>
-        <w:rPr/>
-      </w:pPr>
-      <w:r>
-        <w:rPr>
-          <w:rFonts w:ascii="Times New Roman" w:cs="Times New Roman" w:eastAsia="Times New Roman" w:hAnsi="Times New Roman"/>
-          <w:i w:val="1"/>
-          <w:color w:val="ff0000"/>
-          <w:sz w:val="24"/>
-          <w:szCs w:val="24"/>
-          <w:rtl w:val="0"/>
-        </w:rPr>
-        <w:t xml:space="preserve">Вірні:</w:t>
-      </w:r>
-      <w:r>
-        <w:rPr>
-          <w:rFonts w:ascii="Times New Roman" w:cs="Times New Roman" w:eastAsia="Times New Roman" w:hAnsi="Times New Roman"/>
-          <w:color w:val="000000"/>
-          <w:sz w:val="24"/>
-          <w:szCs w:val="24"/>
-          <w:rtl w:val="0"/>
-        </w:rPr>
-        <w:t xml:space="preserve"> Господи, помилуй.</w:t>
-      </w:r>
-      <w:r>
-        <w:rPr>
-          <w:rtl w:val="0"/>
-        </w:rPr>
-      </w:r>
-    </w:p>
-    <w:p>
-      <w:pPr>
-        <w:spacing w:after="120" w:lineRule="auto"/>
-        <w:rPr/>
-      </w:pPr>
-      <w:r>
-        <w:rPr>
-          <w:rFonts w:ascii="Times New Roman" w:cs="Times New Roman" w:eastAsia="Times New Roman" w:hAnsi="Times New Roman"/>
-          <w:color w:val="000000"/>
-          <w:sz w:val="24"/>
-          <w:szCs w:val="24"/>
-          <w:rtl w:val="0"/>
-        </w:rPr>
-        <w:t xml:space="preserve">Заступи, спаси, помилуй і охорони нас, Боже, твоєю благодаттю.</w:t>
-      </w:r>
-      <w:r>
-        <w:rPr>
-          <w:rtl w:val="0"/>
-        </w:rPr>
-      </w:r>
-    </w:p>
-    <w:p>
-      <w:pPr>
-        <w:spacing w:after="120" w:lineRule="auto"/>
-        <w:rPr/>
-      </w:pPr>
-      <w:r>
-        <w:rPr>
-          <w:rFonts w:ascii="Times New Roman" w:cs="Times New Roman" w:eastAsia="Times New Roman" w:hAnsi="Times New Roman"/>
-          <w:i w:val="1"/>
-          <w:color w:val="ff0000"/>
-          <w:sz w:val="24"/>
-          <w:szCs w:val="24"/>
-          <w:rtl w:val="0"/>
-        </w:rPr>
-        <w:t xml:space="preserve">Вірні:</w:t>
-      </w:r>
-      <w:r>
-        <w:rPr>
-          <w:rFonts w:ascii="Times New Roman" w:cs="Times New Roman" w:eastAsia="Times New Roman" w:hAnsi="Times New Roman"/>
-          <w:color w:val="000000"/>
-          <w:sz w:val="24"/>
-          <w:szCs w:val="24"/>
-          <w:rtl w:val="0"/>
-        </w:rPr>
-        <w:t xml:space="preserve"> Господи, помилуй.</w:t>
-      </w:r>
-      <w:r>
-        <w:rPr>
-          <w:rtl w:val="0"/>
-        </w:rPr>
-      </w:r>
-    </w:p>
-    <w:p>
-      <w:pPr>
-        <w:spacing w:after="120" w:lineRule="auto"/>
-        <w:rPr/>
-      </w:pPr>
-      <w:r>
-        <w:rPr>
-          <w:rFonts w:ascii="Times New Roman" w:cs="Times New Roman" w:eastAsia="Times New Roman" w:hAnsi="Times New Roman"/>
-          <w:color w:val="000000"/>
-          <w:sz w:val="24"/>
-          <w:szCs w:val="24"/>
-          <w:rtl w:val="0"/>
-        </w:rPr>
-        <w:t xml:space="preserve">Пресвяту, пречисту, преблагословенну, славну Владичицю нашу Богородицю і приснодіву Марію, з усіма святими пом'янувши, самі себе, і один одного, і все життя наше Христу Богові віддаймо.</w:t>
-      </w:r>
-      <w:r>
-        <w:rPr>
-          <w:rtl w:val="0"/>
-        </w:rPr>
-      </w:r>
-    </w:p>
-    <w:p>
-      <w:pPr>
-        <w:spacing w:after="120" w:lineRule="auto"/>
-        <w:rPr/>
-      </w:pPr>
-      <w:r>
-        <w:rPr>
-          <w:rFonts w:ascii="Times New Roman" w:cs="Times New Roman" w:eastAsia="Times New Roman" w:hAnsi="Times New Roman"/>
-          <w:i w:val="1"/>
-          <w:color w:val="ff0000"/>
-          <w:sz w:val="24"/>
-          <w:szCs w:val="24"/>
-          <w:rtl w:val="0"/>
-        </w:rPr>
-        <w:t xml:space="preserve">Вірні:</w:t>
-      </w:r>
-      <w:r>
-        <w:rPr>
-          <w:rFonts w:ascii="Times New Roman" w:cs="Times New Roman" w:eastAsia="Times New Roman" w:hAnsi="Times New Roman"/>
-          <w:color w:val="000000"/>
-          <w:sz w:val="24"/>
-          <w:szCs w:val="24"/>
-          <w:rtl w:val="0"/>
-        </w:rPr>
-        <w:t xml:space="preserve"> Тобі, Господи.</w:t>
-      </w:r>
-      <w:r>
-        <w:rPr>
-          <w:rtl w:val="0"/>
-        </w:rPr>
-      </w:r>
-    </w:p>
-    <w:p>
-      <w:pPr>
-        <w:spacing w:after="120" w:lineRule="auto"/>
-        <w:rPr/>
-      </w:pPr>
-      <w:r>
-        <w:rPr>
-          <w:rFonts w:ascii="Times New Roman" w:cs="Times New Roman" w:eastAsia="Times New Roman" w:hAnsi="Times New Roman"/>
           <w:sz w:val="24"/>
           <w:szCs w:val="24"/>
           <w:u w:val="single"/>
@@ -13962,43 +14912,347 @@
     </w:p>
     <w:p>
       <w:pPr>
-        <w:spacing w:after="120" w:lineRule="auto"/>
-        <w:rPr/>
-      </w:pPr>
-      <w:r>
-        <w:rPr>
-          <w:rFonts w:ascii="Times New Roman" w:cs="Times New Roman" w:eastAsia="Times New Roman" w:hAnsi="Times New Roman"/>
-          <w:i w:val="1"/>
-          <w:color w:val="ff0000"/>
-          <w:sz w:val="24"/>
-          <w:szCs w:val="24"/>
-          <w:rtl w:val="0"/>
-        </w:rPr>
-        <w:t xml:space="preserve">Священик: </w:t>
-      </w:r>
-      <w:r>
-        <w:rPr>
-          <w:rFonts w:ascii="Times New Roman" w:cs="Times New Roman" w:eastAsia="Times New Roman" w:hAnsi="Times New Roman"/>
-          <w:color w:val="000000"/>
-          <w:sz w:val="24"/>
-          <w:szCs w:val="24"/>
-          <w:rtl w:val="0"/>
-        </w:rPr>
-        <w:t xml:space="preserve">Бо Ти Бог наш і Тобі славу возсилаємо: Отцю, і Сину, і Святому Духові</w:t>
-      </w:r>
-      <w:r>
-        <w:rPr>
-          <w:rFonts w:ascii="Times New Roman" w:cs="Times New Roman" w:eastAsia="Times New Roman" w:hAnsi="Times New Roman"/>
-          <w:sz w:val="24"/>
-          <w:szCs w:val="24"/>
-          <w:rtl w:val="0"/>
-        </w:rPr>
-        <w:t xml:space="preserve">, нині і повсякчас, і на віки віків.</w:t>
-      </w:r>
-      <w:r>
-        <w:rPr>
-          <w:rtl w:val="0"/>
-        </w:rPr>
+        <w:pStyle w:val="Normal"/>
+        <w:spacing w:after="120"/>
+      </w:pPr>
+      <w:r>
+        <w:rPr>
+          <w:rFonts w:ascii="Times New Roman" w:hAnsi="Times New Roman"/>
+          <w:i/>
+          <w:color w:val="FF0000"/>
+          <w:sz w:val="24"/>
+        </w:rPr>
+        <w:t>Священник:</w:t>
+      </w:r>
+      <w:r>
+        <w:rPr>
+          <w:rFonts w:ascii="Times New Roman" w:hAnsi="Times New Roman"/>
+          <w:i/>
+          <w:color w:val="FF0000"/>
+          <w:sz w:val="24"/>
+        </w:rPr>
+        <w:t xml:space="preserve"> </w:t>
+      </w:r>
+      <w:r>
+        <w:rPr>
+          <w:rFonts w:ascii="Times New Roman" w:hAnsi="Times New Roman"/>
+          <w:color w:val="000000"/>
+          <w:sz w:val="24"/>
+        </w:rPr>
+        <w:t>Бо</w:t>
+      </w:r>
+      <w:r>
+        <w:rPr>
+          <w:rFonts w:ascii="Times New Roman" w:hAnsi="Times New Roman"/>
+          <w:color w:val="000000"/>
+          <w:sz w:val="24"/>
+        </w:rPr>
+        <w:t xml:space="preserve"> </w:t>
+      </w:r>
+      <w:r>
+        <w:rPr>
+          <w:rFonts w:ascii="Times New Roman" w:hAnsi="Times New Roman"/>
+          <w:color w:val="000000"/>
+          <w:sz w:val="24"/>
+        </w:rPr>
+        <w:t>Ти</w:t>
+      </w:r>
+      <w:r>
+        <w:rPr>
+          <w:rFonts w:ascii="Times New Roman" w:hAnsi="Times New Roman"/>
+          <w:color w:val="000000"/>
+          <w:sz w:val="24"/>
+        </w:rPr>
+        <w:t xml:space="preserve"> </w:t>
+      </w:r>
+      <w:r>
+        <w:rPr>
+          <w:rFonts w:ascii="Times New Roman" w:hAnsi="Times New Roman"/>
+          <w:color w:val="000000"/>
+          <w:sz w:val="24"/>
+        </w:rPr>
+        <w:t>Бог</w:t>
+      </w:r>
+      <w:r>
+        <w:rPr>
+          <w:rFonts w:ascii="Times New Roman" w:hAnsi="Times New Roman"/>
+          <w:color w:val="000000"/>
+          <w:sz w:val="24"/>
+        </w:rPr>
+        <w:t xml:space="preserve"> </w:t>
+      </w:r>
+      <w:r>
+        <w:rPr>
+          <w:rFonts w:ascii="Times New Roman" w:hAnsi="Times New Roman"/>
+          <w:color w:val="000000"/>
+          <w:sz w:val="24"/>
+        </w:rPr>
+        <w:t>наш</w:t>
+      </w:r>
+      <w:r>
+        <w:rPr>
+          <w:rFonts w:ascii="Times New Roman" w:hAnsi="Times New Roman"/>
+          <w:color w:val="000000"/>
+          <w:sz w:val="24"/>
+        </w:rPr>
+        <w:t xml:space="preserve"> </w:t>
+      </w:r>
+      <w:r>
+        <w:rPr>
+          <w:rFonts w:ascii="Times New Roman" w:hAnsi="Times New Roman"/>
+          <w:color w:val="000000"/>
+          <w:sz w:val="24"/>
+        </w:rPr>
+        <w:t>і</w:t>
+      </w:r>
+      <w:r>
+        <w:rPr>
+          <w:rFonts w:ascii="Times New Roman" w:hAnsi="Times New Roman"/>
+          <w:color w:val="000000"/>
+          <w:sz w:val="24"/>
+        </w:rPr>
+        <w:t xml:space="preserve"> </w:t>
+      </w:r>
+      <w:r>
+        <w:rPr>
+          <w:rFonts w:ascii="Times New Roman" w:hAnsi="Times New Roman"/>
+          <w:color w:val="000000"/>
+          <w:sz w:val="24"/>
+        </w:rPr>
+        <w:t>Тобі</w:t>
+      </w:r>
+      <w:r>
+        <w:rPr>
+          <w:rFonts w:ascii="Times New Roman" w:hAnsi="Times New Roman"/>
+          <w:color w:val="000000"/>
+          <w:sz w:val="24"/>
+        </w:rPr>
+        <w:t xml:space="preserve"> </w:t>
+      </w:r>
+      <w:r>
+        <w:rPr>
+          <w:rFonts w:ascii="Times New Roman" w:hAnsi="Times New Roman"/>
+          <w:color w:val="000000"/>
+          <w:sz w:val="24"/>
+        </w:rPr>
+        <w:t>славу</w:t>
+      </w:r>
+      <w:r>
+        <w:rPr>
+          <w:rFonts w:ascii="Times New Roman" w:hAnsi="Times New Roman"/>
+          <w:color w:val="000000"/>
+          <w:sz w:val="24"/>
+        </w:rPr>
+        <w:t xml:space="preserve"> </w:t>
+      </w:r>
+      <w:r>
+        <w:rPr>
+          <w:rFonts w:ascii="Times New Roman" w:hAnsi="Times New Roman"/>
+          <w:color w:val="000000"/>
+          <w:sz w:val="24"/>
+        </w:rPr>
+        <w:t>возсилаємо:</w:t>
+      </w:r>
+      <w:r>
+        <w:rPr>
+          <w:rFonts w:ascii="Times New Roman" w:hAnsi="Times New Roman"/>
+          <w:color w:val="000000"/>
+          <w:sz w:val="24"/>
+        </w:rPr>
+        <w:t xml:space="preserve"> </w:t>
+      </w:r>
+      <w:r>
+        <w:rPr>
+          <w:rFonts w:ascii="Times New Roman" w:hAnsi="Times New Roman"/>
+          <w:color w:val="000000"/>
+          <w:sz w:val="24"/>
+        </w:rPr>
+        <w:t>Отцю,</w:t>
+      </w:r>
+      <w:r>
+        <w:rPr>
+          <w:rFonts w:ascii="Times New Roman" w:hAnsi="Times New Roman"/>
+          <w:color w:val="000000"/>
+          <w:sz w:val="24"/>
+        </w:rPr>
+        <w:t xml:space="preserve"> </w:t>
+      </w:r>
+      <w:r>
+        <w:rPr>
+          <w:rFonts w:ascii="Times New Roman" w:hAnsi="Times New Roman"/>
+          <w:color w:val="000000"/>
+          <w:sz w:val="24"/>
+        </w:rPr>
+        <w:t>і</w:t>
+      </w:r>
+      <w:r>
+        <w:rPr>
+          <w:rFonts w:ascii="Times New Roman" w:hAnsi="Times New Roman"/>
+          <w:color w:val="000000"/>
+          <w:sz w:val="24"/>
+        </w:rPr>
+        <w:t xml:space="preserve"> </w:t>
+      </w:r>
+      <w:r>
+        <w:rPr>
+          <w:rFonts w:ascii="Times New Roman" w:hAnsi="Times New Roman"/>
+          <w:color w:val="000000"/>
+          <w:sz w:val="24"/>
+        </w:rPr>
+        <w:t>Сину,</w:t>
+      </w:r>
+      <w:r>
+        <w:rPr>
+          <w:rFonts w:ascii="Times New Roman" w:hAnsi="Times New Roman"/>
+          <w:color w:val="000000"/>
+          <w:sz w:val="24"/>
+        </w:rPr>
+        <w:t xml:space="preserve"> </w:t>
+      </w:r>
+      <w:r>
+        <w:rPr>
+          <w:rFonts w:ascii="Times New Roman" w:hAnsi="Times New Roman"/>
+          <w:color w:val="000000"/>
+          <w:sz w:val="24"/>
+        </w:rPr>
+        <w:t>і</w:t>
+      </w:r>
+      <w:r>
+        <w:rPr>
+          <w:rFonts w:ascii="Times New Roman" w:hAnsi="Times New Roman"/>
+          <w:color w:val="000000"/>
+          <w:sz w:val="24"/>
+        </w:rPr>
+        <w:t xml:space="preserve"> </w:t>
+      </w:r>
+      <w:r>
+        <w:rPr>
+          <w:rFonts w:ascii="Times New Roman" w:hAnsi="Times New Roman"/>
+          <w:color w:val="000000"/>
+          <w:sz w:val="24"/>
+        </w:rPr>
+        <w:t>Святому</w:t>
+      </w:r>
+      <w:r>
+        <w:rPr>
+          <w:rFonts w:ascii="Times New Roman" w:hAnsi="Times New Roman"/>
+          <w:color w:val="000000"/>
+          <w:sz w:val="24"/>
+        </w:rPr>
+        <w:t xml:space="preserve"> </w:t>
+      </w:r>
+      <w:r>
+        <w:rPr>
+          <w:rFonts w:ascii="Times New Roman" w:hAnsi="Times New Roman"/>
+          <w:color w:val="000000"/>
+          <w:sz w:val="24"/>
+        </w:rPr>
+        <w:t>Духові</w:t>
+      </w:r>
+      <w:r>
+        <w:rPr>
+          <w:rFonts w:ascii="Times New Roman" w:hAnsi="Times New Roman"/>
+          <w:sz w:val="24"/>
+        </w:rPr>
+        <w:t>,</w:t>
+      </w:r>
+      <w:r>
+        <w:rPr>
+          <w:rFonts w:ascii="Times New Roman" w:hAnsi="Times New Roman"/>
+          <w:sz w:val="24"/>
+        </w:rPr>
+        <w:t xml:space="preserve"> </w:t>
+      </w:r>
+      <w:r>
+        <w:rPr>
+          <w:rFonts w:ascii="Times New Roman" w:hAnsi="Times New Roman"/>
+          <w:sz w:val="24"/>
+        </w:rPr>
+        <w:t>нині,</w:t>
+      </w:r>
+      <w:r>
+        <w:rPr>
+          <w:rFonts w:ascii="Times New Roman" w:hAnsi="Times New Roman"/>
+          <w:sz w:val="24"/>
+        </w:rPr>
+        <w:t xml:space="preserve"> </w:t>
+      </w:r>
+      <w:r>
+        <w:rPr>
+          <w:rFonts w:ascii="Times New Roman" w:hAnsi="Times New Roman"/>
+          <w:sz w:val="24"/>
+        </w:rPr>
+        <w:t>і</w:t>
+      </w:r>
+      <w:r>
+        <w:rPr>
+          <w:rFonts w:ascii="Times New Roman" w:hAnsi="Times New Roman"/>
+          <w:sz w:val="24"/>
+        </w:rPr>
+        <w:t xml:space="preserve"> </w:t>
+      </w:r>
+      <w:r>
+        <w:rPr>
+          <w:rFonts w:ascii="Times New Roman" w:hAnsi="Times New Roman"/>
+          <w:sz w:val="24"/>
+        </w:rPr>
+        <w:t>повсякчас,</w:t>
+      </w:r>
+      <w:r>
+        <w:rPr>
+          <w:rFonts w:ascii="Times New Roman" w:hAnsi="Times New Roman"/>
+          <w:sz w:val="24"/>
+        </w:rPr>
+        <w:t xml:space="preserve"> </w:t>
+      </w:r>
+      <w:r>
+        <w:rPr>
+          <w:rFonts w:ascii="Times New Roman" w:hAnsi="Times New Roman"/>
+          <w:sz w:val="24"/>
+        </w:rPr>
+        <w:t>і</w:t>
+      </w:r>
+      <w:r>
+        <w:rPr>
+          <w:rFonts w:ascii="Times New Roman" w:hAnsi="Times New Roman"/>
+          <w:sz w:val="24"/>
+        </w:rPr>
+        <w:t xml:space="preserve"> </w:t>
+      </w:r>
+      <w:r>
+        <w:rPr>
+          <w:rFonts w:ascii="Times New Roman" w:hAnsi="Times New Roman"/>
+          <w:sz w:val="24"/>
+        </w:rPr>
+        <w:t>на</w:t>
+      </w:r>
+      <w:r>
+        <w:rPr>
+          <w:rFonts w:ascii="Times New Roman" w:hAnsi="Times New Roman"/>
+          <w:sz w:val="24"/>
+        </w:rPr>
+        <w:t xml:space="preserve"> </w:t>
+      </w:r>
+      <w:r>
+        <w:rPr>
+          <w:rFonts w:ascii="Times New Roman" w:hAnsi="Times New Roman"/>
+          <w:sz w:val="24"/>
+        </w:rPr>
+        <w:t>віки</w:t>
+      </w:r>
+      <w:r>
+        <w:rPr>
+          <w:rFonts w:ascii="Times New Roman" w:hAnsi="Times New Roman"/>
+          <w:sz w:val="24"/>
+        </w:rPr>
+        <w:t xml:space="preserve"> </w:t>
+      </w:r>
+      <w:r>
+        <w:rPr>
+          <w:rFonts w:ascii="Times New Roman" w:hAnsi="Times New Roman"/>
+          <w:sz w:val="24"/>
+        </w:rPr>
+        <w:t>віків.</w:t>
       </w:r>
     </w:p>
     <w:p>
@@ -14851,171 +16105,802 @@
     </w:p>
     <w:p>
       <w:pPr>
+        <w:pStyle w:val="Normal"/>
+        <w:spacing w:after="120"/>
+      </w:pPr>
+      <w:r>
+        <w:rPr>
+          <w:rFonts w:ascii="Times New Roman" w:hAnsi="Times New Roman"/>
+          <w:color w:val="000000"/>
+          <w:sz w:val="24"/>
+        </w:rPr>
+        <w:t>Ще</w:t>
+      </w:r>
+      <w:r>
+        <w:rPr>
+          <w:rFonts w:ascii="Times New Roman" w:hAnsi="Times New Roman"/>
+          <w:color w:val="000000"/>
+          <w:sz w:val="24"/>
+        </w:rPr>
+        <w:t xml:space="preserve"> </w:t>
+      </w:r>
+      <w:r>
+        <w:rPr>
+          <w:rFonts w:ascii="Times New Roman" w:hAnsi="Times New Roman"/>
+          <w:color w:val="000000"/>
+          <w:sz w:val="24"/>
+        </w:rPr>
+        <w:t>і</w:t>
+      </w:r>
+      <w:r>
+        <w:rPr>
+          <w:rFonts w:ascii="Times New Roman" w:hAnsi="Times New Roman"/>
+          <w:color w:val="000000"/>
+          <w:sz w:val="24"/>
+        </w:rPr>
+        <w:t xml:space="preserve"> </w:t>
+      </w:r>
+      <w:r>
+        <w:rPr>
+          <w:rFonts w:ascii="Times New Roman" w:hAnsi="Times New Roman"/>
+          <w:color w:val="000000"/>
+          <w:sz w:val="24"/>
+        </w:rPr>
+        <w:t>ще</w:t>
+      </w:r>
+      <w:r>
+        <w:rPr>
+          <w:rFonts w:ascii="Times New Roman" w:hAnsi="Times New Roman"/>
+          <w:color w:val="000000"/>
+          <w:sz w:val="24"/>
+        </w:rPr>
+        <w:t xml:space="preserve"> </w:t>
+      </w:r>
+      <w:r>
+        <w:rPr>
+          <w:rFonts w:ascii="Times New Roman" w:hAnsi="Times New Roman"/>
+          <w:color w:val="000000"/>
+          <w:sz w:val="24"/>
+        </w:rPr>
+        <w:t>в</w:t>
+      </w:r>
+      <w:r>
+        <w:rPr>
+          <w:rFonts w:ascii="Times New Roman" w:hAnsi="Times New Roman"/>
+          <w:color w:val="000000"/>
+          <w:sz w:val="24"/>
+        </w:rPr>
+        <w:t xml:space="preserve"> </w:t>
+      </w:r>
+      <w:r>
+        <w:rPr>
+          <w:rFonts w:ascii="Times New Roman" w:hAnsi="Times New Roman"/>
+          <w:color w:val="000000"/>
+          <w:sz w:val="24"/>
+        </w:rPr>
+        <w:t>мирі</w:t>
+      </w:r>
+      <w:r>
+        <w:rPr>
+          <w:rFonts w:ascii="Times New Roman" w:hAnsi="Times New Roman"/>
+          <w:color w:val="000000"/>
+          <w:sz w:val="24"/>
+        </w:rPr>
+        <w:t xml:space="preserve"> </w:t>
+      </w:r>
+      <w:r>
+        <w:rPr>
+          <w:rFonts w:ascii="Times New Roman" w:hAnsi="Times New Roman"/>
+          <w:color w:val="000000"/>
+          <w:sz w:val="24"/>
+        </w:rPr>
+        <w:t>Господеві</w:t>
+      </w:r>
+      <w:r>
+        <w:rPr>
+          <w:rFonts w:ascii="Times New Roman" w:hAnsi="Times New Roman"/>
+          <w:color w:val="000000"/>
+          <w:sz w:val="24"/>
+        </w:rPr>
+        <w:t xml:space="preserve"> </w:t>
+      </w:r>
+      <w:r>
+        <w:rPr>
+          <w:rFonts w:ascii="Times New Roman" w:hAnsi="Times New Roman"/>
+          <w:color w:val="000000"/>
+          <w:sz w:val="24"/>
+        </w:rPr>
+        <w:t>помолімся.</w:t>
+      </w:r>
+    </w:p>
+    <w:p>
+      <w:pPr>
+        <w:pStyle w:val="Normal"/>
+        <w:spacing w:after="120"/>
+      </w:pPr>
+      <w:r>
+        <w:rPr>
+          <w:rFonts w:ascii="Times New Roman" w:hAnsi="Times New Roman"/>
+          <w:i/>
+          <w:color w:val="FF4400"/>
+          <w:sz w:val="24"/>
+        </w:rPr>
+        <w:t>Вірні:</w:t>
+      </w:r>
+      <w:r>
+        <w:rPr>
+          <w:rFonts w:ascii="Times New Roman" w:hAnsi="Times New Roman"/>
+          <w:color w:val="000000"/>
+          <w:sz w:val="24"/>
+        </w:rPr>
+        <w:t xml:space="preserve"> </w:t>
+      </w:r>
+      <w:r>
+        <w:rPr>
+          <w:rFonts w:ascii="Times New Roman" w:hAnsi="Times New Roman"/>
+          <w:color w:val="000000"/>
+          <w:sz w:val="24"/>
+        </w:rPr>
+        <w:t>Го́споди,</w:t>
+      </w:r>
+      <w:r>
+        <w:rPr>
+          <w:rFonts w:ascii="Times New Roman" w:hAnsi="Times New Roman"/>
+          <w:color w:val="000000"/>
+          <w:sz w:val="24"/>
+        </w:rPr>
+        <w:t xml:space="preserve"> </w:t>
+      </w:r>
+      <w:r>
+        <w:rPr>
+          <w:rFonts w:ascii="Times New Roman" w:hAnsi="Times New Roman"/>
+          <w:color w:val="000000"/>
+          <w:sz w:val="24"/>
+        </w:rPr>
+        <w:t>поми́луй.</w:t>
+      </w:r>
+    </w:p>
+    <w:p>
+      <w:pPr>
+        <w:pStyle w:val="Normal"/>
+        <w:spacing w:after="120"/>
+      </w:pPr>
+      <w:r>
+        <w:rPr>
+          <w:rFonts w:ascii="Times New Roman" w:hAnsi="Times New Roman"/>
+          <w:sz w:val="24"/>
+        </w:rPr>
+        <w:t>Заступи,</w:t>
+      </w:r>
+      <w:r>
+        <w:rPr>
+          <w:rFonts w:ascii="Times New Roman" w:hAnsi="Times New Roman"/>
+          <w:sz w:val="24"/>
+        </w:rPr>
+        <w:t xml:space="preserve"> </w:t>
+      </w:r>
+      <w:r>
+        <w:rPr>
+          <w:rFonts w:ascii="Times New Roman" w:hAnsi="Times New Roman"/>
+          <w:sz w:val="24"/>
+        </w:rPr>
+        <w:t>спаси,</w:t>
+      </w:r>
+      <w:r>
+        <w:rPr>
+          <w:rFonts w:ascii="Times New Roman" w:hAnsi="Times New Roman"/>
+          <w:sz w:val="24"/>
+        </w:rPr>
+        <w:t xml:space="preserve"> </w:t>
+      </w:r>
+      <w:r>
+        <w:rPr>
+          <w:rFonts w:ascii="Times New Roman" w:hAnsi="Times New Roman"/>
+          <w:sz w:val="24"/>
+        </w:rPr>
+        <w:t>помилуй</w:t>
+      </w:r>
+      <w:r>
+        <w:rPr>
+          <w:rFonts w:ascii="Times New Roman" w:hAnsi="Times New Roman"/>
+          <w:sz w:val="24"/>
+        </w:rPr>
+        <w:t xml:space="preserve"> </w:t>
+      </w:r>
+      <w:r>
+        <w:rPr>
+          <w:rFonts w:ascii="Times New Roman" w:hAnsi="Times New Roman"/>
+          <w:sz w:val="24"/>
+        </w:rPr>
+        <w:t>і</w:t>
+      </w:r>
+      <w:r>
+        <w:rPr>
+          <w:rFonts w:ascii="Times New Roman" w:hAnsi="Times New Roman"/>
+          <w:sz w:val="24"/>
+        </w:rPr>
+        <w:t xml:space="preserve"> </w:t>
+      </w:r>
+      <w:r>
+        <w:rPr>
+          <w:rFonts w:ascii="Times New Roman" w:hAnsi="Times New Roman"/>
+          <w:sz w:val="24"/>
+        </w:rPr>
+        <w:t>охорони</w:t>
+      </w:r>
+      <w:r>
+        <w:rPr>
+          <w:rFonts w:ascii="Times New Roman" w:hAnsi="Times New Roman"/>
+          <w:sz w:val="24"/>
+        </w:rPr>
+        <w:t xml:space="preserve"> </w:t>
+      </w:r>
+      <w:r>
+        <w:rPr>
+          <w:rFonts w:ascii="Times New Roman" w:hAnsi="Times New Roman"/>
+          <w:sz w:val="24"/>
+        </w:rPr>
+        <w:t>нас,</w:t>
+      </w:r>
+      <w:r>
+        <w:rPr>
+          <w:rFonts w:ascii="Times New Roman" w:hAnsi="Times New Roman"/>
+          <w:sz w:val="24"/>
+        </w:rPr>
+        <w:t xml:space="preserve"> </w:t>
+      </w:r>
+      <w:r>
+        <w:rPr>
+          <w:rFonts w:ascii="Times New Roman" w:hAnsi="Times New Roman"/>
+          <w:sz w:val="24"/>
+        </w:rPr>
+        <w:t>Боже,</w:t>
+      </w:r>
+      <w:r>
+        <w:rPr>
+          <w:rFonts w:ascii="Times New Roman" w:hAnsi="Times New Roman"/>
+          <w:sz w:val="24"/>
+        </w:rPr>
+        <w:t xml:space="preserve"> </w:t>
+      </w:r>
+      <w:r>
+        <w:rPr>
+          <w:rFonts w:ascii="Times New Roman" w:hAnsi="Times New Roman"/>
+          <w:sz w:val="24"/>
+        </w:rPr>
+        <w:t>Твоєю</w:t>
+      </w:r>
+      <w:r>
+        <w:rPr>
+          <w:rFonts w:ascii="Times New Roman" w:hAnsi="Times New Roman"/>
+          <w:sz w:val="24"/>
+        </w:rPr>
+        <w:t xml:space="preserve"> </w:t>
+      </w:r>
+      <w:r>
+        <w:rPr>
+          <w:rFonts w:ascii="Times New Roman" w:hAnsi="Times New Roman"/>
+          <w:sz w:val="24"/>
+        </w:rPr>
+        <w:t>благодаттю</w:t>
+      </w:r>
+    </w:p>
+    <w:p>
+      <w:pPr>
+        <w:pStyle w:val="Normal"/>
+        <w:spacing w:after="120"/>
+      </w:pPr>
+      <w:r>
+        <w:rPr>
+          <w:rFonts w:ascii="Times New Roman" w:hAnsi="Times New Roman"/>
+          <w:i/>
+          <w:color w:val="FF4400"/>
+          <w:sz w:val="24"/>
+        </w:rPr>
+        <w:t>Вірні:</w:t>
+      </w:r>
+      <w:r>
+        <w:rPr>
+          <w:rFonts w:ascii="Times New Roman" w:hAnsi="Times New Roman"/>
+          <w:color w:val="000000"/>
+          <w:sz w:val="24"/>
+        </w:rPr>
+        <w:t xml:space="preserve"> </w:t>
+      </w:r>
+      <w:r>
+        <w:rPr>
+          <w:rFonts w:ascii="Times New Roman" w:hAnsi="Times New Roman"/>
+          <w:color w:val="000000"/>
+          <w:sz w:val="24"/>
+        </w:rPr>
+        <w:t>Го́споди,</w:t>
+      </w:r>
+      <w:r>
+        <w:rPr>
+          <w:rFonts w:ascii="Times New Roman" w:hAnsi="Times New Roman"/>
+          <w:color w:val="000000"/>
+          <w:sz w:val="24"/>
+        </w:rPr>
+        <w:t xml:space="preserve"> </w:t>
+      </w:r>
+      <w:r>
+        <w:rPr>
+          <w:rFonts w:ascii="Times New Roman" w:hAnsi="Times New Roman"/>
+          <w:color w:val="000000"/>
+          <w:sz w:val="24"/>
+        </w:rPr>
+        <w:t>поми́луй.</w:t>
+      </w:r>
+    </w:p>
+    <w:p>
+      <w:pPr>
+        <w:pStyle w:val="Normal"/>
+        <w:spacing w:after="120"/>
+      </w:pPr>
+      <w:r>
+        <w:rPr>
+          <w:rFonts w:ascii="Times New Roman" w:hAnsi="Times New Roman"/>
+          <w:color w:val="000000"/>
+          <w:sz w:val="24"/>
+        </w:rPr>
+        <w:t>Пресвяту,</w:t>
+      </w:r>
+      <w:r>
+        <w:rPr>
+          <w:rFonts w:ascii="Times New Roman" w:hAnsi="Times New Roman"/>
+          <w:color w:val="000000"/>
+          <w:sz w:val="24"/>
+        </w:rPr>
+        <w:t xml:space="preserve"> </w:t>
+      </w:r>
+      <w:r>
+        <w:rPr>
+          <w:rFonts w:ascii="Times New Roman" w:hAnsi="Times New Roman"/>
+          <w:color w:val="000000"/>
+          <w:sz w:val="24"/>
+        </w:rPr>
+        <w:t>пречисту,</w:t>
+      </w:r>
+      <w:r>
+        <w:rPr>
+          <w:rFonts w:ascii="Times New Roman" w:hAnsi="Times New Roman"/>
+          <w:color w:val="000000"/>
+          <w:sz w:val="24"/>
+        </w:rPr>
+        <w:t xml:space="preserve"> </w:t>
+      </w:r>
+      <w:r>
+        <w:rPr>
+          <w:rFonts w:ascii="Times New Roman" w:hAnsi="Times New Roman"/>
+          <w:color w:val="000000"/>
+          <w:sz w:val="24"/>
+        </w:rPr>
+        <w:t>преблагословенну,</w:t>
+      </w:r>
+      <w:r>
+        <w:rPr>
+          <w:rFonts w:ascii="Times New Roman" w:hAnsi="Times New Roman"/>
+          <w:color w:val="000000"/>
+          <w:sz w:val="24"/>
+        </w:rPr>
+        <w:t xml:space="preserve"> </w:t>
+      </w:r>
+      <w:r>
+        <w:rPr>
+          <w:rFonts w:ascii="Times New Roman" w:hAnsi="Times New Roman"/>
+          <w:color w:val="000000"/>
+          <w:sz w:val="24"/>
+        </w:rPr>
+        <w:t>славну</w:t>
+      </w:r>
+      <w:r>
+        <w:rPr>
+          <w:rFonts w:ascii="Times New Roman" w:hAnsi="Times New Roman"/>
+          <w:color w:val="000000"/>
+          <w:sz w:val="24"/>
+        </w:rPr>
+        <w:t xml:space="preserve"> </w:t>
+      </w:r>
+      <w:r>
+        <w:rPr>
+          <w:rFonts w:ascii="Times New Roman" w:hAnsi="Times New Roman"/>
+          <w:color w:val="000000"/>
+          <w:sz w:val="24"/>
+        </w:rPr>
+        <w:t>Владичицю</w:t>
+      </w:r>
+      <w:r>
+        <w:rPr>
+          <w:rFonts w:ascii="Times New Roman" w:hAnsi="Times New Roman"/>
+          <w:color w:val="000000"/>
+          <w:sz w:val="24"/>
+        </w:rPr>
+        <w:t xml:space="preserve"> </w:t>
+      </w:r>
+      <w:r>
+        <w:rPr>
+          <w:rFonts w:ascii="Times New Roman" w:hAnsi="Times New Roman"/>
+          <w:color w:val="000000"/>
+          <w:sz w:val="24"/>
+        </w:rPr>
+        <w:t>нашу</w:t>
+      </w:r>
+      <w:r>
+        <w:rPr>
+          <w:rFonts w:ascii="Times New Roman" w:hAnsi="Times New Roman"/>
+          <w:color w:val="000000"/>
+          <w:sz w:val="24"/>
+        </w:rPr>
+        <w:t xml:space="preserve"> </w:t>
+      </w:r>
+      <w:r>
+        <w:rPr>
+          <w:rFonts w:ascii="Times New Roman" w:hAnsi="Times New Roman"/>
+          <w:color w:val="000000"/>
+          <w:sz w:val="24"/>
+        </w:rPr>
+        <w:t>Богородицю</w:t>
+      </w:r>
+      <w:r>
+        <w:rPr>
+          <w:rFonts w:ascii="Times New Roman" w:hAnsi="Times New Roman"/>
+          <w:color w:val="000000"/>
+          <w:sz w:val="24"/>
+        </w:rPr>
+        <w:t xml:space="preserve"> </w:t>
+      </w:r>
+      <w:r>
+        <w:rPr>
+          <w:rFonts w:ascii="Times New Roman" w:hAnsi="Times New Roman"/>
+          <w:color w:val="000000"/>
+          <w:sz w:val="24"/>
+        </w:rPr>
+        <w:t>і</w:t>
+      </w:r>
+      <w:r>
+        <w:rPr>
+          <w:rFonts w:ascii="Times New Roman" w:hAnsi="Times New Roman"/>
+          <w:color w:val="000000"/>
+          <w:sz w:val="24"/>
+        </w:rPr>
+        <w:t xml:space="preserve"> </w:t>
+      </w:r>
+      <w:r>
+        <w:rPr>
+          <w:rFonts w:ascii="Times New Roman" w:hAnsi="Times New Roman"/>
+          <w:color w:val="000000"/>
+          <w:sz w:val="24"/>
+        </w:rPr>
+        <w:t>приснодіву</w:t>
+      </w:r>
+      <w:r>
+        <w:rPr>
+          <w:rFonts w:ascii="Times New Roman" w:hAnsi="Times New Roman"/>
+          <w:color w:val="000000"/>
+          <w:sz w:val="24"/>
+        </w:rPr>
+        <w:t xml:space="preserve"> </w:t>
+      </w:r>
+      <w:r>
+        <w:rPr>
+          <w:rFonts w:ascii="Times New Roman" w:hAnsi="Times New Roman"/>
+          <w:color w:val="000000"/>
+          <w:sz w:val="24"/>
+        </w:rPr>
+        <w:t>Марію,</w:t>
+      </w:r>
+      <w:r>
+        <w:rPr>
+          <w:rFonts w:ascii="Times New Roman" w:hAnsi="Times New Roman"/>
+          <w:color w:val="000000"/>
+          <w:sz w:val="24"/>
+        </w:rPr>
+        <w:t xml:space="preserve"> </w:t>
+      </w:r>
+      <w:r>
+        <w:rPr>
+          <w:rFonts w:ascii="Times New Roman" w:hAnsi="Times New Roman"/>
+          <w:color w:val="000000"/>
+          <w:sz w:val="24"/>
+        </w:rPr>
+        <w:t>з</w:t>
+      </w:r>
+      <w:r>
+        <w:rPr>
+          <w:rFonts w:ascii="Times New Roman" w:hAnsi="Times New Roman"/>
+          <w:color w:val="000000"/>
+          <w:sz w:val="24"/>
+        </w:rPr>
+        <w:t xml:space="preserve"> </w:t>
+      </w:r>
+      <w:r>
+        <w:rPr>
+          <w:rFonts w:ascii="Times New Roman" w:hAnsi="Times New Roman"/>
+          <w:color w:val="000000"/>
+          <w:sz w:val="24"/>
+        </w:rPr>
+        <w:t>усіма</w:t>
+      </w:r>
+      <w:r>
+        <w:rPr>
+          <w:rFonts w:ascii="Times New Roman" w:hAnsi="Times New Roman"/>
+          <w:color w:val="000000"/>
+          <w:sz w:val="24"/>
+        </w:rPr>
+        <w:t xml:space="preserve"> </w:t>
+      </w:r>
+      <w:r>
+        <w:rPr>
+          <w:rFonts w:ascii="Times New Roman" w:hAnsi="Times New Roman"/>
+          <w:color w:val="000000"/>
+          <w:sz w:val="24"/>
+        </w:rPr>
+        <w:t>святими</w:t>
+      </w:r>
+      <w:r>
+        <w:rPr>
+          <w:rFonts w:ascii="Times New Roman" w:hAnsi="Times New Roman"/>
+          <w:color w:val="000000"/>
+          <w:sz w:val="24"/>
+        </w:rPr>
+        <w:t xml:space="preserve"> </w:t>
+      </w:r>
+      <w:r>
+        <w:rPr>
+          <w:rFonts w:ascii="Times New Roman" w:hAnsi="Times New Roman"/>
+          <w:color w:val="000000"/>
+          <w:sz w:val="24"/>
+        </w:rPr>
+        <w:t>пом’янувши,</w:t>
+      </w:r>
+      <w:r>
+        <w:rPr>
+          <w:rFonts w:ascii="Times New Roman" w:hAnsi="Times New Roman"/>
+          <w:color w:val="000000"/>
+          <w:sz w:val="24"/>
+        </w:rPr>
+        <w:t xml:space="preserve"> </w:t>
+      </w:r>
+      <w:r>
+        <w:rPr>
+          <w:rFonts w:ascii="Times New Roman" w:hAnsi="Times New Roman"/>
+          <w:color w:val="000000"/>
+          <w:sz w:val="24"/>
+        </w:rPr>
+        <w:t>самих</w:t>
+      </w:r>
+      <w:r>
+        <w:rPr>
+          <w:rFonts w:ascii="Times New Roman" w:hAnsi="Times New Roman"/>
+          <w:color w:val="000000"/>
+          <w:sz w:val="24"/>
+        </w:rPr>
+        <w:t xml:space="preserve"> </w:t>
+      </w:r>
+      <w:r>
+        <w:rPr>
+          <w:rFonts w:ascii="Times New Roman" w:hAnsi="Times New Roman"/>
+          <w:color w:val="000000"/>
+          <w:sz w:val="24"/>
+        </w:rPr>
+        <w:t>себе,</w:t>
+      </w:r>
+      <w:r>
+        <w:rPr>
+          <w:rFonts w:ascii="Times New Roman" w:hAnsi="Times New Roman"/>
+          <w:color w:val="000000"/>
+          <w:sz w:val="24"/>
+        </w:rPr>
+        <w:t xml:space="preserve"> </w:t>
+      </w:r>
+      <w:r>
+        <w:rPr>
+          <w:rFonts w:ascii="Times New Roman" w:hAnsi="Times New Roman"/>
+          <w:color w:val="000000"/>
+          <w:sz w:val="24"/>
+        </w:rPr>
+        <w:t>і</w:t>
+      </w:r>
+      <w:r>
+        <w:rPr>
+          <w:rFonts w:ascii="Times New Roman" w:hAnsi="Times New Roman"/>
+          <w:color w:val="000000"/>
+          <w:sz w:val="24"/>
+        </w:rPr>
+        <w:t xml:space="preserve"> </w:t>
+      </w:r>
+      <w:r>
+        <w:rPr>
+          <w:rFonts w:ascii="Times New Roman" w:hAnsi="Times New Roman"/>
+          <w:color w:val="000000"/>
+          <w:sz w:val="24"/>
+        </w:rPr>
+        <w:t>один</w:t>
+      </w:r>
+      <w:r>
+        <w:rPr>
+          <w:rFonts w:ascii="Times New Roman" w:hAnsi="Times New Roman"/>
+          <w:color w:val="000000"/>
+          <w:sz w:val="24"/>
+        </w:rPr>
+        <w:t xml:space="preserve"> </w:t>
+      </w:r>
+      <w:r>
+        <w:rPr>
+          <w:rFonts w:ascii="Times New Roman" w:hAnsi="Times New Roman"/>
+          <w:color w:val="000000"/>
+          <w:sz w:val="24"/>
+        </w:rPr>
+        <w:t>одного,</w:t>
+      </w:r>
+      <w:r>
+        <w:rPr>
+          <w:rFonts w:ascii="Times New Roman" w:hAnsi="Times New Roman"/>
+          <w:color w:val="000000"/>
+          <w:sz w:val="24"/>
+        </w:rPr>
+        <w:t xml:space="preserve"> </w:t>
+      </w:r>
+      <w:r>
+        <w:rPr>
+          <w:rFonts w:ascii="Times New Roman" w:hAnsi="Times New Roman"/>
+          <w:color w:val="000000"/>
+          <w:sz w:val="24"/>
+        </w:rPr>
+        <w:t>і</w:t>
+      </w:r>
+      <w:r>
+        <w:rPr>
+          <w:rFonts w:ascii="Times New Roman" w:hAnsi="Times New Roman"/>
+          <w:color w:val="000000"/>
+          <w:sz w:val="24"/>
+        </w:rPr>
+        <w:t xml:space="preserve"> </w:t>
+      </w:r>
+      <w:r>
+        <w:rPr>
+          <w:rFonts w:ascii="Times New Roman" w:hAnsi="Times New Roman"/>
+          <w:color w:val="000000"/>
+          <w:sz w:val="24"/>
+        </w:rPr>
+        <w:t>все</w:t>
+      </w:r>
+      <w:r>
+        <w:rPr>
+          <w:rFonts w:ascii="Times New Roman" w:hAnsi="Times New Roman"/>
+          <w:color w:val="000000"/>
+          <w:sz w:val="24"/>
+        </w:rPr>
+        <w:t xml:space="preserve"> </w:t>
+      </w:r>
+      <w:r>
+        <w:rPr>
+          <w:rFonts w:ascii="Times New Roman" w:hAnsi="Times New Roman"/>
+          <w:color w:val="000000"/>
+          <w:sz w:val="24"/>
+        </w:rPr>
+        <w:t>життя</w:t>
+      </w:r>
+      <w:r>
+        <w:rPr>
+          <w:rFonts w:ascii="Times New Roman" w:hAnsi="Times New Roman"/>
+          <w:color w:val="000000"/>
+          <w:sz w:val="24"/>
+        </w:rPr>
+        <w:t xml:space="preserve"> </w:t>
+      </w:r>
+      <w:r>
+        <w:rPr>
+          <w:rFonts w:ascii="Times New Roman" w:hAnsi="Times New Roman"/>
+          <w:color w:val="000000"/>
+          <w:sz w:val="24"/>
+        </w:rPr>
+        <w:t>наше</w:t>
+      </w:r>
+      <w:r>
+        <w:rPr>
+          <w:rFonts w:ascii="Times New Roman" w:hAnsi="Times New Roman"/>
+          <w:color w:val="000000"/>
+          <w:sz w:val="24"/>
+        </w:rPr>
+        <w:t xml:space="preserve"> </w:t>
+      </w:r>
+      <w:r>
+        <w:rPr>
+          <w:rFonts w:ascii="Times New Roman" w:hAnsi="Times New Roman"/>
+          <w:color w:val="000000"/>
+          <w:sz w:val="24"/>
+        </w:rPr>
+        <w:t>Христу</w:t>
+      </w:r>
+      <w:r>
+        <w:rPr>
+          <w:rFonts w:ascii="Times New Roman" w:hAnsi="Times New Roman"/>
+          <w:color w:val="000000"/>
+          <w:sz w:val="24"/>
+        </w:rPr>
+        <w:t xml:space="preserve"> </w:t>
+      </w:r>
+      <w:r>
+        <w:rPr>
+          <w:rFonts w:ascii="Times New Roman" w:hAnsi="Times New Roman"/>
+          <w:color w:val="000000"/>
+          <w:sz w:val="24"/>
+        </w:rPr>
+        <w:t>Богові</w:t>
+      </w:r>
+      <w:r>
+        <w:rPr>
+          <w:rFonts w:ascii="Times New Roman" w:hAnsi="Times New Roman"/>
+          <w:color w:val="000000"/>
+          <w:sz w:val="24"/>
+        </w:rPr>
+        <w:t xml:space="preserve"> </w:t>
+      </w:r>
+      <w:r>
+        <w:rPr>
+          <w:rFonts w:ascii="Times New Roman" w:hAnsi="Times New Roman"/>
+          <w:color w:val="000000"/>
+          <w:sz w:val="24"/>
+        </w:rPr>
+        <w:t>віддаймо.</w:t>
+      </w:r>
+    </w:p>
+    <w:p>
+      <w:pPr>
+        <w:pStyle w:val="Normal"/>
+        <w:spacing w:after="120"/>
+      </w:pPr>
+      <w:r>
+        <w:rPr>
+          <w:rFonts w:ascii="Times New Roman" w:hAnsi="Times New Roman"/>
+          <w:i/>
+          <w:color w:val="FF4400"/>
+          <w:sz w:val="24"/>
+        </w:rPr>
+        <w:t>Вірні:</w:t>
+      </w:r>
+      <w:r>
+        <w:rPr>
+          <w:rFonts w:ascii="Times New Roman" w:hAnsi="Times New Roman"/>
+          <w:color w:val="000000"/>
+          <w:sz w:val="24"/>
+        </w:rPr>
+        <w:t xml:space="preserve"> </w:t>
+      </w:r>
+      <w:r>
+        <w:rPr>
+          <w:rFonts w:ascii="Times New Roman" w:hAnsi="Times New Roman"/>
+          <w:color w:val="000000"/>
+          <w:sz w:val="24"/>
+        </w:rPr>
+        <w:t>Тобі́,</w:t>
+      </w:r>
+      <w:r>
+        <w:rPr>
+          <w:rFonts w:ascii="Times New Roman" w:hAnsi="Times New Roman"/>
+          <w:color w:val="000000"/>
+          <w:sz w:val="24"/>
+        </w:rPr>
+        <w:t xml:space="preserve"> </w:t>
+      </w:r>
+      <w:r>
+        <w:rPr>
+          <w:rFonts w:ascii="Times New Roman" w:hAnsi="Times New Roman"/>
+          <w:color w:val="000000"/>
+          <w:sz w:val="24"/>
+        </w:rPr>
+        <w:t>Го́споди.</w:t>
+      </w:r>
+    </w:p>
+    <w:p>
+      <w:pPr>
         <w:spacing w:after="120" w:lineRule="auto"/>
         <w:rPr/>
       </w:pPr>
       <w:r>
         <w:rPr>
           <w:rFonts w:ascii="Times New Roman" w:cs="Times New Roman" w:eastAsia="Times New Roman" w:hAnsi="Times New Roman"/>
-          <w:color w:val="000000"/>
-          <w:sz w:val="24"/>
-          <w:szCs w:val="24"/>
-          <w:rtl w:val="0"/>
-        </w:rPr>
-        <w:t xml:space="preserve">Ще і ще в мирі Господеві помолімся.</w:t>
-      </w:r>
-      <w:r>
-        <w:rPr>
-          <w:rtl w:val="0"/>
-        </w:rPr>
-      </w:r>
-    </w:p>
-    <w:p>
-      <w:pPr>
-        <w:spacing w:after="120" w:lineRule="auto"/>
-        <w:rPr/>
-      </w:pPr>
-      <w:r>
-        <w:rPr>
-          <w:rFonts w:ascii="Times New Roman" w:cs="Times New Roman" w:eastAsia="Times New Roman" w:hAnsi="Times New Roman"/>
-          <w:i w:val="1"/>
-          <w:color w:val="ff0000"/>
-          <w:sz w:val="24"/>
-          <w:szCs w:val="24"/>
-          <w:rtl w:val="0"/>
-        </w:rPr>
-        <w:t xml:space="preserve">Вірні:</w:t>
-      </w:r>
-      <w:r>
-        <w:rPr>
-          <w:rFonts w:ascii="Times New Roman" w:cs="Times New Roman" w:eastAsia="Times New Roman" w:hAnsi="Times New Roman"/>
-          <w:color w:val="000000"/>
-          <w:sz w:val="24"/>
-          <w:szCs w:val="24"/>
-          <w:rtl w:val="0"/>
-        </w:rPr>
-        <w:t xml:space="preserve"> Господи, помилуй.</w:t>
-      </w:r>
-      <w:r>
-        <w:rPr>
-          <w:rtl w:val="0"/>
-        </w:rPr>
-      </w:r>
-    </w:p>
-    <w:p>
-      <w:pPr>
-        <w:spacing w:after="120" w:lineRule="auto"/>
-        <w:rPr/>
-      </w:pPr>
-      <w:r>
-        <w:rPr>
-          <w:rFonts w:ascii="Times New Roman" w:cs="Times New Roman" w:eastAsia="Times New Roman" w:hAnsi="Times New Roman"/>
-          <w:color w:val="000000"/>
-          <w:sz w:val="24"/>
-          <w:szCs w:val="24"/>
-          <w:rtl w:val="0"/>
-        </w:rPr>
-        <w:t xml:space="preserve">Заступи, спаси, помилуй і охорони нас, Боже, твоєю благодаттю.</w:t>
-      </w:r>
-      <w:r>
-        <w:rPr>
-          <w:rtl w:val="0"/>
-        </w:rPr>
-      </w:r>
-    </w:p>
-    <w:p>
-      <w:pPr>
-        <w:spacing w:after="120" w:lineRule="auto"/>
-        <w:rPr/>
-      </w:pPr>
-      <w:r>
-        <w:rPr>
-          <w:rFonts w:ascii="Times New Roman" w:cs="Times New Roman" w:eastAsia="Times New Roman" w:hAnsi="Times New Roman"/>
-          <w:i w:val="1"/>
-          <w:color w:val="ff0000"/>
-          <w:sz w:val="24"/>
-          <w:szCs w:val="24"/>
-          <w:rtl w:val="0"/>
-        </w:rPr>
-        <w:t xml:space="preserve">Вірні:</w:t>
-      </w:r>
-      <w:r>
-        <w:rPr>
-          <w:rFonts w:ascii="Times New Roman" w:cs="Times New Roman" w:eastAsia="Times New Roman" w:hAnsi="Times New Roman"/>
-          <w:color w:val="000000"/>
-          <w:sz w:val="24"/>
-          <w:szCs w:val="24"/>
-          <w:rtl w:val="0"/>
-        </w:rPr>
-        <w:t xml:space="preserve"> Господи, помилуй.</w:t>
-      </w:r>
-      <w:r>
-        <w:rPr>
-          <w:rtl w:val="0"/>
-        </w:rPr>
-      </w:r>
-    </w:p>
-    <w:p>
-      <w:pPr>
-        <w:spacing w:after="120" w:lineRule="auto"/>
-        <w:rPr/>
-      </w:pPr>
-      <w:r>
-        <w:rPr>
-          <w:rFonts w:ascii="Times New Roman" w:cs="Times New Roman" w:eastAsia="Times New Roman" w:hAnsi="Times New Roman"/>
-          <w:color w:val="000000"/>
-          <w:sz w:val="24"/>
-          <w:szCs w:val="24"/>
-          <w:rtl w:val="0"/>
-        </w:rPr>
-        <w:t xml:space="preserve">Пресвяту, пречисту, преблагословенну, славну Владичицю нашу Богородицю і приснодіву Марію, з усіма святими пом'янувши, самі себе, і один одного, і все життя наше Христу Богові віддаймо.</w:t>
-      </w:r>
-      <w:r>
-        <w:rPr>
-          <w:rtl w:val="0"/>
-        </w:rPr>
-      </w:r>
-    </w:p>
-    <w:p>
-      <w:pPr>
-        <w:spacing w:after="120" w:lineRule="auto"/>
-        <w:rPr/>
-      </w:pPr>
-      <w:r>
-        <w:rPr>
-          <w:rFonts w:ascii="Times New Roman" w:cs="Times New Roman" w:eastAsia="Times New Roman" w:hAnsi="Times New Roman"/>
-          <w:i w:val="1"/>
-          <w:color w:val="ff0000"/>
-          <w:sz w:val="24"/>
-          <w:szCs w:val="24"/>
-          <w:rtl w:val="0"/>
-        </w:rPr>
-        <w:t xml:space="preserve">Вірні:</w:t>
-      </w:r>
-      <w:r>
-        <w:rPr>
-          <w:rFonts w:ascii="Times New Roman" w:cs="Times New Roman" w:eastAsia="Times New Roman" w:hAnsi="Times New Roman"/>
-          <w:color w:val="000000"/>
-          <w:sz w:val="24"/>
-          <w:szCs w:val="24"/>
-          <w:rtl w:val="0"/>
-        </w:rPr>
-        <w:t xml:space="preserve"> Тобі, Господи.</w:t>
-      </w:r>
-      <w:r>
-        <w:rPr>
-          <w:rtl w:val="0"/>
-        </w:rPr>
-      </w:r>
-    </w:p>
-    <w:p>
-      <w:pPr>
-        <w:spacing w:after="120" w:lineRule="auto"/>
-        <w:rPr/>
-      </w:pPr>
-      <w:r>
-        <w:rPr>
-          <w:rFonts w:ascii="Times New Roman" w:cs="Times New Roman" w:eastAsia="Times New Roman" w:hAnsi="Times New Roman"/>
           <w:sz w:val="24"/>
           <w:szCs w:val="24"/>
           <w:u w:val="single"/>
@@ -15031,43 +16916,427 @@
     </w:p>
     <w:p>
       <w:pPr>
-        <w:spacing w:after="120" w:lineRule="auto"/>
-        <w:rPr/>
-      </w:pPr>
-      <w:r>
-        <w:rPr>
-          <w:rFonts w:ascii="Times New Roman" w:cs="Times New Roman" w:eastAsia="Times New Roman" w:hAnsi="Times New Roman"/>
-          <w:i w:val="1"/>
-          <w:color w:val="ff0000"/>
-          <w:sz w:val="24"/>
-          <w:szCs w:val="24"/>
-          <w:rtl w:val="0"/>
-        </w:rPr>
-        <w:t xml:space="preserve">Священик: </w:t>
-      </w:r>
-      <w:r>
-        <w:rPr>
-          <w:rFonts w:ascii="Times New Roman" w:cs="Times New Roman" w:eastAsia="Times New Roman" w:hAnsi="Times New Roman"/>
-          <w:color w:val="000000"/>
-          <w:sz w:val="24"/>
-          <w:szCs w:val="24"/>
-          <w:rtl w:val="0"/>
-        </w:rPr>
-        <w:t xml:space="preserve">Бо Ти цар миру і Спас душ наших і Тобі славу возсилаємо: Отцю, і Сину, і Святому Духові</w:t>
-      </w:r>
-      <w:r>
-        <w:rPr>
-          <w:rFonts w:ascii="Times New Roman" w:cs="Times New Roman" w:eastAsia="Times New Roman" w:hAnsi="Times New Roman"/>
-          <w:sz w:val="24"/>
-          <w:szCs w:val="24"/>
-          <w:rtl w:val="0"/>
-        </w:rPr>
-        <w:t xml:space="preserve">, нині і повсякчас, і на віки віків.</w:t>
-      </w:r>
-      <w:r>
-        <w:rPr>
-          <w:rtl w:val="0"/>
-        </w:rPr>
+        <w:pStyle w:val="Normal"/>
+        <w:spacing w:after="120"/>
+      </w:pPr>
+      <w:r>
+        <w:rPr>
+          <w:rFonts w:ascii="Times New Roman" w:hAnsi="Times New Roman"/>
+          <w:i/>
+          <w:color w:val="FF0000"/>
+          <w:sz w:val="24"/>
+        </w:rPr>
+        <w:t>Священник:</w:t>
+      </w:r>
+      <w:r>
+        <w:rPr>
+          <w:rFonts w:ascii="Times New Roman" w:hAnsi="Times New Roman"/>
+          <w:i/>
+          <w:color w:val="FF0000"/>
+          <w:sz w:val="24"/>
+        </w:rPr>
+        <w:t xml:space="preserve"> </w:t>
+      </w:r>
+      <w:r>
+        <w:rPr>
+          <w:rFonts w:ascii="Times New Roman" w:hAnsi="Times New Roman"/>
+          <w:color w:val="000000"/>
+          <w:sz w:val="24"/>
+        </w:rPr>
+        <w:t>Бо</w:t>
+      </w:r>
+      <w:r>
+        <w:rPr>
+          <w:rFonts w:ascii="Times New Roman" w:hAnsi="Times New Roman"/>
+          <w:color w:val="000000"/>
+          <w:sz w:val="24"/>
+        </w:rPr>
+        <w:t xml:space="preserve"> </w:t>
+      </w:r>
+      <w:r>
+        <w:rPr>
+          <w:rFonts w:ascii="Times New Roman" w:hAnsi="Times New Roman"/>
+          <w:color w:val="000000"/>
+          <w:sz w:val="24"/>
+        </w:rPr>
+        <w:t>Ти</w:t>
+      </w:r>
+      <w:r>
+        <w:rPr>
+          <w:rFonts w:ascii="Times New Roman" w:hAnsi="Times New Roman"/>
+          <w:color w:val="000000"/>
+          <w:sz w:val="24"/>
+        </w:rPr>
+        <w:t xml:space="preserve"> </w:t>
+      </w:r>
+      <w:r>
+        <w:rPr>
+          <w:rFonts w:ascii="Times New Roman" w:hAnsi="Times New Roman"/>
+          <w:color w:val="000000"/>
+          <w:sz w:val="24"/>
+        </w:rPr>
+        <w:t>цар</w:t>
+      </w:r>
+      <w:r>
+        <w:rPr>
+          <w:rFonts w:ascii="Times New Roman" w:hAnsi="Times New Roman"/>
+          <w:color w:val="000000"/>
+          <w:sz w:val="24"/>
+        </w:rPr>
+        <w:t xml:space="preserve"> </w:t>
+      </w:r>
+      <w:r>
+        <w:rPr>
+          <w:rFonts w:ascii="Times New Roman" w:hAnsi="Times New Roman"/>
+          <w:color w:val="000000"/>
+          <w:sz w:val="24"/>
+        </w:rPr>
+        <w:t>миру</w:t>
+      </w:r>
+      <w:r>
+        <w:rPr>
+          <w:rFonts w:ascii="Times New Roman" w:hAnsi="Times New Roman"/>
+          <w:color w:val="000000"/>
+          <w:sz w:val="24"/>
+        </w:rPr>
+        <w:t xml:space="preserve"> </w:t>
+      </w:r>
+      <w:r>
+        <w:rPr>
+          <w:rFonts w:ascii="Times New Roman" w:hAnsi="Times New Roman"/>
+          <w:color w:val="000000"/>
+          <w:sz w:val="24"/>
+        </w:rPr>
+        <w:t>і</w:t>
+      </w:r>
+      <w:r>
+        <w:rPr>
+          <w:rFonts w:ascii="Times New Roman" w:hAnsi="Times New Roman"/>
+          <w:color w:val="000000"/>
+          <w:sz w:val="24"/>
+        </w:rPr>
+        <w:t xml:space="preserve"> </w:t>
+      </w:r>
+      <w:r>
+        <w:rPr>
+          <w:rFonts w:ascii="Times New Roman" w:hAnsi="Times New Roman"/>
+          <w:color w:val="000000"/>
+          <w:sz w:val="24"/>
+        </w:rPr>
+        <w:t>Спас</w:t>
+      </w:r>
+      <w:r>
+        <w:rPr>
+          <w:rFonts w:ascii="Times New Roman" w:hAnsi="Times New Roman"/>
+          <w:color w:val="000000"/>
+          <w:sz w:val="24"/>
+        </w:rPr>
+        <w:t xml:space="preserve"> </w:t>
+      </w:r>
+      <w:r>
+        <w:rPr>
+          <w:rFonts w:ascii="Times New Roman" w:hAnsi="Times New Roman"/>
+          <w:color w:val="000000"/>
+          <w:sz w:val="24"/>
+        </w:rPr>
+        <w:t>душ</w:t>
+      </w:r>
+      <w:r>
+        <w:rPr>
+          <w:rFonts w:ascii="Times New Roman" w:hAnsi="Times New Roman"/>
+          <w:color w:val="000000"/>
+          <w:sz w:val="24"/>
+        </w:rPr>
+        <w:t xml:space="preserve"> </w:t>
+      </w:r>
+      <w:r>
+        <w:rPr>
+          <w:rFonts w:ascii="Times New Roman" w:hAnsi="Times New Roman"/>
+          <w:color w:val="000000"/>
+          <w:sz w:val="24"/>
+        </w:rPr>
+        <w:t>наших</w:t>
+      </w:r>
+      <w:r>
+        <w:rPr>
+          <w:rFonts w:ascii="Times New Roman" w:hAnsi="Times New Roman"/>
+          <w:color w:val="000000"/>
+          <w:sz w:val="24"/>
+        </w:rPr>
+        <w:t xml:space="preserve"> </w:t>
+      </w:r>
+      <w:r>
+        <w:rPr>
+          <w:rFonts w:ascii="Times New Roman" w:hAnsi="Times New Roman"/>
+          <w:color w:val="000000"/>
+          <w:sz w:val="24"/>
+        </w:rPr>
+        <w:t>–</w:t>
+      </w:r>
+      <w:r>
+        <w:rPr>
+          <w:rFonts w:ascii="Times New Roman" w:hAnsi="Times New Roman"/>
+          <w:color w:val="000000"/>
+          <w:sz w:val="24"/>
+        </w:rPr>
+        <w:t xml:space="preserve"> </w:t>
+      </w:r>
+      <w:r>
+        <w:rPr>
+          <w:rFonts w:ascii="Times New Roman" w:hAnsi="Times New Roman"/>
+          <w:color w:val="000000"/>
+          <w:sz w:val="24"/>
+        </w:rPr>
+        <w:t>і</w:t>
+      </w:r>
+      <w:r>
+        <w:rPr>
+          <w:rFonts w:ascii="Times New Roman" w:hAnsi="Times New Roman"/>
+          <w:color w:val="000000"/>
+          <w:sz w:val="24"/>
+        </w:rPr>
+        <w:t xml:space="preserve"> </w:t>
+      </w:r>
+      <w:r>
+        <w:rPr>
+          <w:rFonts w:ascii="Times New Roman" w:hAnsi="Times New Roman"/>
+          <w:color w:val="000000"/>
+          <w:sz w:val="24"/>
+        </w:rPr>
+        <w:t>Тобі</w:t>
+      </w:r>
+      <w:r>
+        <w:rPr>
+          <w:rFonts w:ascii="Times New Roman" w:hAnsi="Times New Roman"/>
+          <w:color w:val="000000"/>
+          <w:sz w:val="24"/>
+        </w:rPr>
+        <w:t xml:space="preserve"> </w:t>
+      </w:r>
+      <w:r>
+        <w:rPr>
+          <w:rFonts w:ascii="Times New Roman" w:hAnsi="Times New Roman"/>
+          <w:color w:val="000000"/>
+          <w:sz w:val="24"/>
+        </w:rPr>
+        <w:t>славу</w:t>
+      </w:r>
+      <w:r>
+        <w:rPr>
+          <w:rFonts w:ascii="Times New Roman" w:hAnsi="Times New Roman"/>
+          <w:color w:val="000000"/>
+          <w:sz w:val="24"/>
+        </w:rPr>
+        <w:t xml:space="preserve"> </w:t>
+      </w:r>
+      <w:r>
+        <w:rPr>
+          <w:rFonts w:ascii="Times New Roman" w:hAnsi="Times New Roman"/>
+          <w:color w:val="000000"/>
+          <w:sz w:val="24"/>
+        </w:rPr>
+        <w:t>возсилаємо,</w:t>
+      </w:r>
+      <w:r>
+        <w:rPr>
+          <w:rFonts w:ascii="Times New Roman" w:hAnsi="Times New Roman"/>
+          <w:color w:val="000000"/>
+          <w:sz w:val="24"/>
+        </w:rPr>
+        <w:t xml:space="preserve"> </w:t>
+      </w:r>
+      <w:r>
+        <w:rPr>
+          <w:rFonts w:ascii="Times New Roman" w:hAnsi="Times New Roman"/>
+          <w:color w:val="000000"/>
+          <w:sz w:val="24"/>
+        </w:rPr>
+        <w:t>Отцю,</w:t>
+      </w:r>
+      <w:r>
+        <w:rPr>
+          <w:rFonts w:ascii="Times New Roman" w:hAnsi="Times New Roman"/>
+          <w:color w:val="000000"/>
+          <w:sz w:val="24"/>
+        </w:rPr>
+        <w:t xml:space="preserve"> </w:t>
+      </w:r>
+      <w:r>
+        <w:rPr>
+          <w:rFonts w:ascii="Times New Roman" w:hAnsi="Times New Roman"/>
+          <w:color w:val="000000"/>
+          <w:sz w:val="24"/>
+        </w:rPr>
+        <w:t>і</w:t>
+      </w:r>
+      <w:r>
+        <w:rPr>
+          <w:rFonts w:ascii="Times New Roman" w:hAnsi="Times New Roman"/>
+          <w:color w:val="000000"/>
+          <w:sz w:val="24"/>
+        </w:rPr>
+        <w:t xml:space="preserve"> </w:t>
+      </w:r>
+      <w:r>
+        <w:rPr>
+          <w:rFonts w:ascii="Times New Roman" w:hAnsi="Times New Roman"/>
+          <w:color w:val="000000"/>
+          <w:sz w:val="24"/>
+        </w:rPr>
+        <w:t>Сину,</w:t>
+      </w:r>
+      <w:r>
+        <w:rPr>
+          <w:rFonts w:ascii="Times New Roman" w:hAnsi="Times New Roman"/>
+          <w:color w:val="000000"/>
+          <w:sz w:val="24"/>
+        </w:rPr>
+        <w:t xml:space="preserve"> </w:t>
+      </w:r>
+      <w:r>
+        <w:rPr>
+          <w:rFonts w:ascii="Times New Roman" w:hAnsi="Times New Roman"/>
+          <w:color w:val="000000"/>
+          <w:sz w:val="24"/>
+        </w:rPr>
+        <w:t>і</w:t>
+      </w:r>
+      <w:r>
+        <w:rPr>
+          <w:rFonts w:ascii="Times New Roman" w:hAnsi="Times New Roman"/>
+          <w:color w:val="000000"/>
+          <w:sz w:val="24"/>
+        </w:rPr>
+        <w:t xml:space="preserve"> </w:t>
+      </w:r>
+      <w:r>
+        <w:rPr>
+          <w:rFonts w:ascii="Times New Roman" w:hAnsi="Times New Roman"/>
+          <w:color w:val="000000"/>
+          <w:sz w:val="24"/>
+        </w:rPr>
+        <w:t>Святому</w:t>
+      </w:r>
+      <w:r>
+        <w:rPr>
+          <w:rFonts w:ascii="Times New Roman" w:hAnsi="Times New Roman"/>
+          <w:color w:val="000000"/>
+          <w:sz w:val="24"/>
+        </w:rPr>
+        <w:t xml:space="preserve"> </w:t>
+      </w:r>
+      <w:r>
+        <w:rPr>
+          <w:rFonts w:ascii="Times New Roman" w:hAnsi="Times New Roman"/>
+          <w:color w:val="000000"/>
+          <w:sz w:val="24"/>
+        </w:rPr>
+        <w:t>Духові</w:t>
+      </w:r>
+      <w:r>
+        <w:rPr>
+          <w:rFonts w:ascii="Times New Roman" w:hAnsi="Times New Roman"/>
+          <w:sz w:val="24"/>
+        </w:rPr>
+        <w:t>,</w:t>
+      </w:r>
+      <w:r>
+        <w:rPr>
+          <w:rFonts w:ascii="Times New Roman" w:hAnsi="Times New Roman"/>
+          <w:sz w:val="24"/>
+        </w:rPr>
+        <w:t xml:space="preserve"> </w:t>
+      </w:r>
+      <w:r>
+        <w:rPr>
+          <w:rFonts w:ascii="Times New Roman" w:hAnsi="Times New Roman"/>
+          <w:sz w:val="24"/>
+        </w:rPr>
+        <w:t>нині,</w:t>
+      </w:r>
+      <w:r>
+        <w:rPr>
+          <w:rFonts w:ascii="Times New Roman" w:hAnsi="Times New Roman"/>
+          <w:sz w:val="24"/>
+        </w:rPr>
+        <w:t xml:space="preserve"> </w:t>
+      </w:r>
+      <w:r>
+        <w:rPr>
+          <w:rFonts w:ascii="Times New Roman" w:hAnsi="Times New Roman"/>
+          <w:sz w:val="24"/>
+        </w:rPr>
+        <w:t>і</w:t>
+      </w:r>
+      <w:r>
+        <w:rPr>
+          <w:rFonts w:ascii="Times New Roman" w:hAnsi="Times New Roman"/>
+          <w:sz w:val="24"/>
+        </w:rPr>
+        <w:t xml:space="preserve"> </w:t>
+      </w:r>
+      <w:r>
+        <w:rPr>
+          <w:rFonts w:ascii="Times New Roman" w:hAnsi="Times New Roman"/>
+          <w:sz w:val="24"/>
+        </w:rPr>
+        <w:t>повсякчас,</w:t>
+      </w:r>
+      <w:r>
+        <w:rPr>
+          <w:rFonts w:ascii="Times New Roman" w:hAnsi="Times New Roman"/>
+          <w:sz w:val="24"/>
+        </w:rPr>
+        <w:t xml:space="preserve"> </w:t>
+      </w:r>
+      <w:r>
+        <w:rPr>
+          <w:rFonts w:ascii="Times New Roman" w:hAnsi="Times New Roman"/>
+          <w:sz w:val="24"/>
+        </w:rPr>
+        <w:t>і</w:t>
+      </w:r>
+      <w:r>
+        <w:rPr>
+          <w:rFonts w:ascii="Times New Roman" w:hAnsi="Times New Roman"/>
+          <w:sz w:val="24"/>
+        </w:rPr>
+        <w:t xml:space="preserve"> </w:t>
+      </w:r>
+      <w:r>
+        <w:rPr>
+          <w:rFonts w:ascii="Times New Roman" w:hAnsi="Times New Roman"/>
+          <w:sz w:val="24"/>
+        </w:rPr>
+        <w:t>на</w:t>
+      </w:r>
+      <w:r>
+        <w:rPr>
+          <w:rFonts w:ascii="Times New Roman" w:hAnsi="Times New Roman"/>
+          <w:sz w:val="24"/>
+        </w:rPr>
+        <w:t xml:space="preserve"> </w:t>
+      </w:r>
+      <w:r>
+        <w:rPr>
+          <w:rFonts w:ascii="Times New Roman" w:hAnsi="Times New Roman"/>
+          <w:sz w:val="24"/>
+        </w:rPr>
+        <w:t>віки</w:t>
+      </w:r>
+      <w:r>
+        <w:rPr>
+          <w:rFonts w:ascii="Times New Roman" w:hAnsi="Times New Roman"/>
+          <w:sz w:val="24"/>
+        </w:rPr>
+        <w:t xml:space="preserve"> </w:t>
+      </w:r>
+      <w:r>
+        <w:rPr>
+          <w:rFonts w:ascii="Times New Roman" w:hAnsi="Times New Roman"/>
+          <w:sz w:val="24"/>
+        </w:rPr>
+        <w:t>віків.</w:t>
       </w:r>
     </w:p>
     <w:p>
@@ -15925,7 +18194,7 @@
           <w:szCs w:val="24"/>
           <w:rtl w:val="0"/>
         </w:rPr>
-        <w:t xml:space="preserve">Ісає, ликуй!* Діва зачала в лоні й породила Сина Еммануїла, Бога й чоловіка,* а Схід – ім'я йому.* Його величаючи, Діву прославляємо.</w:t>
+        <w:t>Ісає, ликуй!* Діва зачала в лоні й породила Сина Еммануїла, Бога й людинаа,* а Схід – ім'я йому.* Його величаючи, Діву прославляємо.</w:t>
       </w:r>
     </w:p>
     <w:p>
@@ -18649,7 +20918,7 @@
           <w:szCs w:val="24"/>
           <w:rtl w:val="0"/>
         </w:rPr>
-        <w:t xml:space="preserve"> Господи святий, ти на висоті живеш і всевидючим оком твоїм споглядаєш на всяке створіння! Перед тобою схилили ми голови, душі й тіла, і молимося до тебе, Святий святих: Простягни руку твою невидиму від святого житла твого і благослови всіх нас; а якщо ми де в чому згрішили добровільно чи недобровільно, як добрий і чоловіколюбний Бог, прости і даруй нам земні й небесні добра твої:</w:t>
+        <w:t xml:space="preserve"> Господи святий, ти на висоті живеш і всевидючим оком твоїм споглядаєш на всяке створіння! Перед тобою схилили ми голови, душі й тіла, і молимося до тебе, Святий святих: Простягни руку твою невидиму від святого житла твого і благослови всіх нас; а якщо ми де в чому згрішили добровільно чи недобровільно, як добрий і людинолюбний Бог, прости і даруй нам земні й небесні добра твої:</w:t>
       </w:r>
     </w:p>
     <w:p>

--- a/flow/20230914_vu_template/drafts/2024-10-g/23-СР-ап.Якова.docx
+++ b/flow/20230914_vu_template/drafts/2024-10-g/23-СР-ап.Якова.docx
@@ -18194,7 +18194,7 @@
           <w:szCs w:val="24"/>
           <w:rtl w:val="0"/>
         </w:rPr>
-        <w:t>Ісає, ликуй!* Діва зачала в лоні й породила Сина Еммануїла, Бога й людинаа,* а Схід – ім'я йому.* Його величаючи, Діву прославляємо.</w:t>
+        <w:t>Ісає, ликуй!* Діва зачала в лоні й породила Сина Еммануїла, Бога й чоловіка,* а Схід – ім'я йому.* Його величаючи, Діву прославляємо.</w:t>
       </w:r>
     </w:p>
     <w:p>
